--- a/Documentation/Section23_Web_Socket.docx
+++ b/Documentation/Section23_Web_Socket.docx
@@ -12538,6 +12538,3274 @@
           <w:kern w:val="36"/>
           <w:sz w:val="48"/>
           <w:szCs w:val="48"/>
+        </w:rPr>
+      </w:pPr>
+    </w:p>
+    <w:p>
+      <w:pPr>
+        <w:shd w:val="clear" w:color="auto" w:fill="1E1E1E"/>
+        <w:spacing w:line="285" w:lineRule="atLeast"/>
+        <w:rPr>
+          <w:rFonts w:ascii="Consolas" w:hAnsi="Consolas"/>
+          <w:color w:val="D4D4D4"/>
+          <w:sz w:val="21"/>
+          <w:szCs w:val="21"/>
+        </w:rPr>
+      </w:pPr>
+      <w:r>
+        <w:rPr>
+          <w:rFonts w:ascii="Consolas" w:hAnsi="Consolas"/>
+          <w:color w:val="C586C0"/>
+          <w:sz w:val="21"/>
+          <w:szCs w:val="21"/>
+        </w:rPr>
+        <w:t>from</w:t>
+      </w:r>
+      <w:r>
+        <w:rPr>
+          <w:rFonts w:ascii="Consolas" w:hAnsi="Consolas"/>
+          <w:color w:val="D4D4D4"/>
+          <w:sz w:val="21"/>
+          <w:szCs w:val="21"/>
+        </w:rPr>
+        <w:t xml:space="preserve"> fastapi </w:t>
+      </w:r>
+      <w:r>
+        <w:rPr>
+          <w:rFonts w:ascii="Consolas" w:hAnsi="Consolas"/>
+          <w:color w:val="C586C0"/>
+          <w:sz w:val="21"/>
+          <w:szCs w:val="21"/>
+        </w:rPr>
+        <w:t>import</w:t>
+      </w:r>
+      <w:r>
+        <w:rPr>
+          <w:rFonts w:ascii="Consolas" w:hAnsi="Consolas"/>
+          <w:color w:val="D4D4D4"/>
+          <w:sz w:val="21"/>
+          <w:szCs w:val="21"/>
+        </w:rPr>
+        <w:t xml:space="preserve"> FastAPI, WebSocket, WebSocketDisconnect</w:t>
+      </w:r>
+    </w:p>
+    <w:p>
+      <w:pPr>
+        <w:shd w:val="clear" w:color="auto" w:fill="1E1E1E"/>
+        <w:spacing w:line="285" w:lineRule="atLeast"/>
+        <w:rPr>
+          <w:rFonts w:ascii="Consolas" w:hAnsi="Consolas"/>
+          <w:color w:val="D4D4D4"/>
+          <w:sz w:val="21"/>
+          <w:szCs w:val="21"/>
+        </w:rPr>
+      </w:pPr>
+      <w:r>
+        <w:rPr>
+          <w:rFonts w:ascii="Consolas" w:hAnsi="Consolas"/>
+          <w:color w:val="C586C0"/>
+          <w:sz w:val="21"/>
+          <w:szCs w:val="21"/>
+        </w:rPr>
+        <w:t>from</w:t>
+      </w:r>
+      <w:r>
+        <w:rPr>
+          <w:rFonts w:ascii="Consolas" w:hAnsi="Consolas"/>
+          <w:color w:val="D4D4D4"/>
+          <w:sz w:val="21"/>
+          <w:szCs w:val="21"/>
+        </w:rPr>
+        <w:t xml:space="preserve"> fastapi.responses </w:t>
+      </w:r>
+      <w:r>
+        <w:rPr>
+          <w:rFonts w:ascii="Consolas" w:hAnsi="Consolas"/>
+          <w:color w:val="C586C0"/>
+          <w:sz w:val="21"/>
+          <w:szCs w:val="21"/>
+        </w:rPr>
+        <w:t>import</w:t>
+      </w:r>
+      <w:r>
+        <w:rPr>
+          <w:rFonts w:ascii="Consolas" w:hAnsi="Consolas"/>
+          <w:color w:val="D4D4D4"/>
+          <w:sz w:val="21"/>
+          <w:szCs w:val="21"/>
+        </w:rPr>
+        <w:t xml:space="preserve"> HTMLResponse</w:t>
+      </w:r>
+    </w:p>
+    <w:p>
+      <w:pPr>
+        <w:shd w:val="clear" w:color="auto" w:fill="1E1E1E"/>
+        <w:spacing w:line="285" w:lineRule="atLeast"/>
+        <w:rPr>
+          <w:rFonts w:ascii="Consolas" w:hAnsi="Consolas"/>
+          <w:color w:val="D4D4D4"/>
+          <w:sz w:val="21"/>
+          <w:szCs w:val="21"/>
+        </w:rPr>
+      </w:pPr>
+    </w:p>
+    <w:p>
+      <w:pPr>
+        <w:shd w:val="clear" w:color="auto" w:fill="1E1E1E"/>
+        <w:spacing w:line="285" w:lineRule="atLeast"/>
+        <w:rPr>
+          <w:rFonts w:ascii="Consolas" w:hAnsi="Consolas"/>
+          <w:color w:val="D4D4D4"/>
+          <w:sz w:val="21"/>
+          <w:szCs w:val="21"/>
+        </w:rPr>
+      </w:pPr>
+      <w:r>
+        <w:rPr>
+          <w:rFonts w:ascii="Consolas" w:hAnsi="Consolas"/>
+          <w:color w:val="D4D4D4"/>
+          <w:sz w:val="21"/>
+          <w:szCs w:val="21"/>
+        </w:rPr>
+        <w:t>app = FastAPI()</w:t>
+      </w:r>
+    </w:p>
+    <w:p>
+      <w:pPr>
+        <w:shd w:val="clear" w:color="auto" w:fill="1E1E1E"/>
+        <w:spacing w:line="285" w:lineRule="atLeast"/>
+        <w:rPr>
+          <w:rFonts w:ascii="Consolas" w:hAnsi="Consolas"/>
+          <w:color w:val="D4D4D4"/>
+          <w:sz w:val="21"/>
+          <w:szCs w:val="21"/>
+        </w:rPr>
+      </w:pPr>
+    </w:p>
+    <w:p>
+      <w:pPr>
+        <w:shd w:val="clear" w:color="auto" w:fill="1E1E1E"/>
+        <w:spacing w:line="285" w:lineRule="atLeast"/>
+        <w:rPr>
+          <w:rFonts w:ascii="Consolas" w:hAnsi="Consolas"/>
+          <w:color w:val="D4D4D4"/>
+          <w:sz w:val="21"/>
+          <w:szCs w:val="21"/>
+        </w:rPr>
+      </w:pPr>
+      <w:r>
+        <w:rPr>
+          <w:rFonts w:ascii="Consolas" w:hAnsi="Consolas"/>
+          <w:color w:val="D4D4D4"/>
+          <w:sz w:val="21"/>
+          <w:szCs w:val="21"/>
+        </w:rPr>
+        <w:t xml:space="preserve">html = </w:t>
+      </w:r>
+      <w:r>
+        <w:rPr>
+          <w:rFonts w:ascii="Consolas" w:hAnsi="Consolas"/>
+          <w:color w:val="CE9178"/>
+          <w:sz w:val="21"/>
+          <w:szCs w:val="21"/>
+        </w:rPr>
+        <w:t>"""</w:t>
+      </w:r>
+    </w:p>
+    <w:p>
+      <w:pPr>
+        <w:shd w:val="clear" w:color="auto" w:fill="1E1E1E"/>
+        <w:spacing w:line="285" w:lineRule="atLeast"/>
+        <w:rPr>
+          <w:rFonts w:ascii="Consolas" w:hAnsi="Consolas"/>
+          <w:color w:val="D4D4D4"/>
+          <w:sz w:val="21"/>
+          <w:szCs w:val="21"/>
+        </w:rPr>
+      </w:pPr>
+      <w:r>
+        <w:rPr>
+          <w:rFonts w:ascii="Consolas" w:hAnsi="Consolas"/>
+          <w:color w:val="CE9178"/>
+          <w:sz w:val="21"/>
+          <w:szCs w:val="21"/>
+        </w:rPr>
+        <w:t>&lt;!DOCTYPE html&gt;</w:t>
+      </w:r>
+    </w:p>
+    <w:p>
+      <w:pPr>
+        <w:shd w:val="clear" w:color="auto" w:fill="1E1E1E"/>
+        <w:spacing w:line="285" w:lineRule="atLeast"/>
+        <w:rPr>
+          <w:rFonts w:ascii="Consolas" w:hAnsi="Consolas"/>
+          <w:color w:val="D4D4D4"/>
+          <w:sz w:val="21"/>
+          <w:szCs w:val="21"/>
+        </w:rPr>
+      </w:pPr>
+      <w:r>
+        <w:rPr>
+          <w:rFonts w:ascii="Consolas" w:hAnsi="Consolas"/>
+          <w:color w:val="CE9178"/>
+          <w:sz w:val="21"/>
+          <w:szCs w:val="21"/>
+        </w:rPr>
+        <w:t>&lt;html&gt;</w:t>
+      </w:r>
+    </w:p>
+    <w:p>
+      <w:pPr>
+        <w:shd w:val="clear" w:color="auto" w:fill="1E1E1E"/>
+        <w:spacing w:line="285" w:lineRule="atLeast"/>
+        <w:rPr>
+          <w:rFonts w:ascii="Consolas" w:hAnsi="Consolas"/>
+          <w:color w:val="D4D4D4"/>
+          <w:sz w:val="21"/>
+          <w:szCs w:val="21"/>
+        </w:rPr>
+      </w:pPr>
+      <w:r>
+        <w:rPr>
+          <w:rFonts w:ascii="Consolas" w:hAnsi="Consolas"/>
+          <w:color w:val="CE9178"/>
+          <w:sz w:val="21"/>
+          <w:szCs w:val="21"/>
+        </w:rPr>
+        <w:t>    &lt;head&gt;</w:t>
+      </w:r>
+    </w:p>
+    <w:p>
+      <w:pPr>
+        <w:shd w:val="clear" w:color="auto" w:fill="1E1E1E"/>
+        <w:spacing w:line="285" w:lineRule="atLeast"/>
+        <w:rPr>
+          <w:rFonts w:ascii="Consolas" w:hAnsi="Consolas"/>
+          <w:color w:val="D4D4D4"/>
+          <w:sz w:val="21"/>
+          <w:szCs w:val="21"/>
+        </w:rPr>
+      </w:pPr>
+      <w:r>
+        <w:rPr>
+          <w:rFonts w:ascii="Consolas" w:hAnsi="Consolas"/>
+          <w:color w:val="CE9178"/>
+          <w:sz w:val="21"/>
+          <w:szCs w:val="21"/>
+        </w:rPr>
+        <w:t>        &lt;title&gt;Chat&lt;/title&gt;</w:t>
+      </w:r>
+    </w:p>
+    <w:p>
+      <w:pPr>
+        <w:shd w:val="clear" w:color="auto" w:fill="1E1E1E"/>
+        <w:spacing w:line="285" w:lineRule="atLeast"/>
+        <w:rPr>
+          <w:rFonts w:ascii="Consolas" w:hAnsi="Consolas"/>
+          <w:color w:val="D4D4D4"/>
+          <w:sz w:val="21"/>
+          <w:szCs w:val="21"/>
+        </w:rPr>
+      </w:pPr>
+      <w:r>
+        <w:rPr>
+          <w:rFonts w:ascii="Consolas" w:hAnsi="Consolas"/>
+          <w:color w:val="CE9178"/>
+          <w:sz w:val="21"/>
+          <w:szCs w:val="21"/>
+        </w:rPr>
+        <w:t>    &lt;/head&gt;</w:t>
+      </w:r>
+    </w:p>
+    <w:p>
+      <w:pPr>
+        <w:shd w:val="clear" w:color="auto" w:fill="1E1E1E"/>
+        <w:spacing w:line="285" w:lineRule="atLeast"/>
+        <w:rPr>
+          <w:rFonts w:ascii="Consolas" w:hAnsi="Consolas"/>
+          <w:color w:val="D4D4D4"/>
+          <w:sz w:val="21"/>
+          <w:szCs w:val="21"/>
+        </w:rPr>
+      </w:pPr>
+      <w:r>
+        <w:rPr>
+          <w:rFonts w:ascii="Consolas" w:hAnsi="Consolas"/>
+          <w:color w:val="CE9178"/>
+          <w:sz w:val="21"/>
+          <w:szCs w:val="21"/>
+        </w:rPr>
+        <w:t>    &lt;body&gt;</w:t>
+      </w:r>
+    </w:p>
+    <w:p>
+      <w:pPr>
+        <w:shd w:val="clear" w:color="auto" w:fill="1E1E1E"/>
+        <w:spacing w:line="285" w:lineRule="atLeast"/>
+        <w:rPr>
+          <w:rFonts w:ascii="Consolas" w:hAnsi="Consolas"/>
+          <w:color w:val="D4D4D4"/>
+          <w:sz w:val="21"/>
+          <w:szCs w:val="21"/>
+        </w:rPr>
+      </w:pPr>
+      <w:r>
+        <w:rPr>
+          <w:rFonts w:ascii="Consolas" w:hAnsi="Consolas"/>
+          <w:color w:val="CE9178"/>
+          <w:sz w:val="21"/>
+          <w:szCs w:val="21"/>
+        </w:rPr>
+        <w:t>        &lt;h1&gt;WebSocket Chat&lt;/h1&gt;</w:t>
+      </w:r>
+    </w:p>
+    <w:p>
+      <w:pPr>
+        <w:shd w:val="clear" w:color="auto" w:fill="1E1E1E"/>
+        <w:spacing w:line="285" w:lineRule="atLeast"/>
+        <w:rPr>
+          <w:rFonts w:ascii="Consolas" w:hAnsi="Consolas"/>
+          <w:color w:val="D4D4D4"/>
+          <w:sz w:val="21"/>
+          <w:szCs w:val="21"/>
+        </w:rPr>
+      </w:pPr>
+      <w:r>
+        <w:rPr>
+          <w:rFonts w:ascii="Consolas" w:hAnsi="Consolas"/>
+          <w:color w:val="CE9178"/>
+          <w:sz w:val="21"/>
+          <w:szCs w:val="21"/>
+        </w:rPr>
+        <w:t>        &lt;h2&gt;Your ID: &lt;span id="ws-id"&gt;&lt;/span&gt;&lt;/h2&gt;</w:t>
+      </w:r>
+    </w:p>
+    <w:p>
+      <w:pPr>
+        <w:shd w:val="clear" w:color="auto" w:fill="1E1E1E"/>
+        <w:spacing w:line="285" w:lineRule="atLeast"/>
+        <w:rPr>
+          <w:rFonts w:ascii="Consolas" w:hAnsi="Consolas"/>
+          <w:color w:val="D4D4D4"/>
+          <w:sz w:val="21"/>
+          <w:szCs w:val="21"/>
+        </w:rPr>
+      </w:pPr>
+      <w:r>
+        <w:rPr>
+          <w:rFonts w:ascii="Consolas" w:hAnsi="Consolas"/>
+          <w:color w:val="CE9178"/>
+          <w:sz w:val="21"/>
+          <w:szCs w:val="21"/>
+        </w:rPr>
+        <w:t>        &lt;form action="" onsubmit="sendMessage(event)"&gt;</w:t>
+      </w:r>
+    </w:p>
+    <w:p>
+      <w:pPr>
+        <w:shd w:val="clear" w:color="auto" w:fill="1E1E1E"/>
+        <w:spacing w:line="285" w:lineRule="atLeast"/>
+        <w:rPr>
+          <w:rFonts w:ascii="Consolas" w:hAnsi="Consolas"/>
+          <w:color w:val="D4D4D4"/>
+          <w:sz w:val="21"/>
+          <w:szCs w:val="21"/>
+        </w:rPr>
+      </w:pPr>
+      <w:r>
+        <w:rPr>
+          <w:rFonts w:ascii="Consolas" w:hAnsi="Consolas"/>
+          <w:color w:val="CE9178"/>
+          <w:sz w:val="21"/>
+          <w:szCs w:val="21"/>
+        </w:rPr>
+        <w:t>            &lt;input type="text" id="messageText" autocomplete="off"/&gt;</w:t>
+      </w:r>
+    </w:p>
+    <w:p>
+      <w:pPr>
+        <w:shd w:val="clear" w:color="auto" w:fill="1E1E1E"/>
+        <w:spacing w:line="285" w:lineRule="atLeast"/>
+        <w:rPr>
+          <w:rFonts w:ascii="Consolas" w:hAnsi="Consolas"/>
+          <w:color w:val="D4D4D4"/>
+          <w:sz w:val="21"/>
+          <w:szCs w:val="21"/>
+        </w:rPr>
+      </w:pPr>
+      <w:r>
+        <w:rPr>
+          <w:rFonts w:ascii="Consolas" w:hAnsi="Consolas"/>
+          <w:color w:val="CE9178"/>
+          <w:sz w:val="21"/>
+          <w:szCs w:val="21"/>
+        </w:rPr>
+        <w:t>            &lt;button&gt;Send&lt;/button&gt;</w:t>
+      </w:r>
+    </w:p>
+    <w:p>
+      <w:pPr>
+        <w:shd w:val="clear" w:color="auto" w:fill="1E1E1E"/>
+        <w:spacing w:line="285" w:lineRule="atLeast"/>
+        <w:rPr>
+          <w:rFonts w:ascii="Consolas" w:hAnsi="Consolas"/>
+          <w:color w:val="D4D4D4"/>
+          <w:sz w:val="21"/>
+          <w:szCs w:val="21"/>
+        </w:rPr>
+      </w:pPr>
+      <w:r>
+        <w:rPr>
+          <w:rFonts w:ascii="Consolas" w:hAnsi="Consolas"/>
+          <w:color w:val="CE9178"/>
+          <w:sz w:val="21"/>
+          <w:szCs w:val="21"/>
+        </w:rPr>
+        <w:t>        &lt;/form&gt;</w:t>
+      </w:r>
+    </w:p>
+    <w:p>
+      <w:pPr>
+        <w:shd w:val="clear" w:color="auto" w:fill="1E1E1E"/>
+        <w:spacing w:line="285" w:lineRule="atLeast"/>
+        <w:rPr>
+          <w:rFonts w:ascii="Consolas" w:hAnsi="Consolas"/>
+          <w:color w:val="D4D4D4"/>
+          <w:sz w:val="21"/>
+          <w:szCs w:val="21"/>
+        </w:rPr>
+      </w:pPr>
+      <w:r>
+        <w:rPr>
+          <w:rFonts w:ascii="Consolas" w:hAnsi="Consolas"/>
+          <w:color w:val="CE9178"/>
+          <w:sz w:val="21"/>
+          <w:szCs w:val="21"/>
+        </w:rPr>
+        <w:t>        &lt;ul id='messages'&gt;</w:t>
+      </w:r>
+    </w:p>
+    <w:p>
+      <w:pPr>
+        <w:shd w:val="clear" w:color="auto" w:fill="1E1E1E"/>
+        <w:spacing w:line="285" w:lineRule="atLeast"/>
+        <w:rPr>
+          <w:rFonts w:ascii="Consolas" w:hAnsi="Consolas"/>
+          <w:color w:val="D4D4D4"/>
+          <w:sz w:val="21"/>
+          <w:szCs w:val="21"/>
+        </w:rPr>
+      </w:pPr>
+      <w:r>
+        <w:rPr>
+          <w:rFonts w:ascii="Consolas" w:hAnsi="Consolas"/>
+          <w:color w:val="CE9178"/>
+          <w:sz w:val="21"/>
+          <w:szCs w:val="21"/>
+        </w:rPr>
+        <w:t>        &lt;/ul&gt;</w:t>
+      </w:r>
+    </w:p>
+    <w:p>
+      <w:pPr>
+        <w:shd w:val="clear" w:color="auto" w:fill="1E1E1E"/>
+        <w:spacing w:line="285" w:lineRule="atLeast"/>
+        <w:rPr>
+          <w:rFonts w:ascii="Consolas" w:hAnsi="Consolas"/>
+          <w:color w:val="D4D4D4"/>
+          <w:sz w:val="21"/>
+          <w:szCs w:val="21"/>
+        </w:rPr>
+      </w:pPr>
+      <w:r>
+        <w:rPr>
+          <w:rFonts w:ascii="Consolas" w:hAnsi="Consolas"/>
+          <w:color w:val="CE9178"/>
+          <w:sz w:val="21"/>
+          <w:szCs w:val="21"/>
+        </w:rPr>
+        <w:lastRenderedPageBreak/>
+        <w:t>        &lt;script&gt;</w:t>
+      </w:r>
+    </w:p>
+    <w:p>
+      <w:pPr>
+        <w:shd w:val="clear" w:color="auto" w:fill="1E1E1E"/>
+        <w:spacing w:line="285" w:lineRule="atLeast"/>
+        <w:rPr>
+          <w:rFonts w:ascii="Consolas" w:hAnsi="Consolas"/>
+          <w:color w:val="D4D4D4"/>
+          <w:sz w:val="21"/>
+          <w:szCs w:val="21"/>
+        </w:rPr>
+      </w:pPr>
+      <w:r>
+        <w:rPr>
+          <w:rFonts w:ascii="Consolas" w:hAnsi="Consolas"/>
+          <w:color w:val="CE9178"/>
+          <w:sz w:val="21"/>
+          <w:szCs w:val="21"/>
+        </w:rPr>
+        <w:t>            var client_id = Date.now()</w:t>
+      </w:r>
+    </w:p>
+    <w:p>
+      <w:pPr>
+        <w:shd w:val="clear" w:color="auto" w:fill="1E1E1E"/>
+        <w:spacing w:line="285" w:lineRule="atLeast"/>
+        <w:rPr>
+          <w:rFonts w:ascii="Consolas" w:hAnsi="Consolas"/>
+          <w:color w:val="D4D4D4"/>
+          <w:sz w:val="21"/>
+          <w:szCs w:val="21"/>
+        </w:rPr>
+      </w:pPr>
+      <w:r>
+        <w:rPr>
+          <w:rFonts w:ascii="Consolas" w:hAnsi="Consolas"/>
+          <w:color w:val="CE9178"/>
+          <w:sz w:val="21"/>
+          <w:szCs w:val="21"/>
+        </w:rPr>
+        <w:t>            document.querySelector("#ws-id").textContent = client_id;</w:t>
+      </w:r>
+    </w:p>
+    <w:p>
+      <w:pPr>
+        <w:shd w:val="clear" w:color="auto" w:fill="1E1E1E"/>
+        <w:spacing w:line="285" w:lineRule="atLeast"/>
+        <w:rPr>
+          <w:rFonts w:ascii="Consolas" w:hAnsi="Consolas"/>
+          <w:color w:val="D4D4D4"/>
+          <w:sz w:val="21"/>
+          <w:szCs w:val="21"/>
+        </w:rPr>
+      </w:pPr>
+      <w:r>
+        <w:rPr>
+          <w:rFonts w:ascii="Consolas" w:hAnsi="Consolas"/>
+          <w:color w:val="CE9178"/>
+          <w:sz w:val="21"/>
+          <w:szCs w:val="21"/>
+        </w:rPr>
+        <w:t>            var ws = new WebSocket(`ws://localhost:8000/ws/$</w:t>
+      </w:r>
+      <w:r>
+        <w:rPr>
+          <w:rFonts w:ascii="Consolas" w:hAnsi="Consolas"/>
+          <w:color w:val="569CD6"/>
+          <w:sz w:val="21"/>
+          <w:szCs w:val="21"/>
+        </w:rPr>
+        <w:t>{client_id}</w:t>
+      </w:r>
+      <w:r>
+        <w:rPr>
+          <w:rFonts w:ascii="Consolas" w:hAnsi="Consolas"/>
+          <w:color w:val="CE9178"/>
+          <w:sz w:val="21"/>
+          <w:szCs w:val="21"/>
+        </w:rPr>
+        <w:t>`);</w:t>
+      </w:r>
+    </w:p>
+    <w:p>
+      <w:pPr>
+        <w:shd w:val="clear" w:color="auto" w:fill="1E1E1E"/>
+        <w:spacing w:line="285" w:lineRule="atLeast"/>
+        <w:rPr>
+          <w:rFonts w:ascii="Consolas" w:hAnsi="Consolas"/>
+          <w:color w:val="D4D4D4"/>
+          <w:sz w:val="21"/>
+          <w:szCs w:val="21"/>
+        </w:rPr>
+      </w:pPr>
+      <w:r>
+        <w:rPr>
+          <w:rFonts w:ascii="Consolas" w:hAnsi="Consolas"/>
+          <w:color w:val="CE9178"/>
+          <w:sz w:val="21"/>
+          <w:szCs w:val="21"/>
+        </w:rPr>
+        <w:t>            ws.onmessage = function(event) {</w:t>
+      </w:r>
+    </w:p>
+    <w:p>
+      <w:pPr>
+        <w:shd w:val="clear" w:color="auto" w:fill="1E1E1E"/>
+        <w:spacing w:line="285" w:lineRule="atLeast"/>
+        <w:rPr>
+          <w:rFonts w:ascii="Consolas" w:hAnsi="Consolas"/>
+          <w:color w:val="D4D4D4"/>
+          <w:sz w:val="21"/>
+          <w:szCs w:val="21"/>
+        </w:rPr>
+      </w:pPr>
+      <w:r>
+        <w:rPr>
+          <w:rFonts w:ascii="Consolas" w:hAnsi="Consolas"/>
+          <w:color w:val="CE9178"/>
+          <w:sz w:val="21"/>
+          <w:szCs w:val="21"/>
+        </w:rPr>
+        <w:t>                var messages = document.getElementById('messages')</w:t>
+      </w:r>
+    </w:p>
+    <w:p>
+      <w:pPr>
+        <w:shd w:val="clear" w:color="auto" w:fill="1E1E1E"/>
+        <w:spacing w:line="285" w:lineRule="atLeast"/>
+        <w:rPr>
+          <w:rFonts w:ascii="Consolas" w:hAnsi="Consolas"/>
+          <w:color w:val="D4D4D4"/>
+          <w:sz w:val="21"/>
+          <w:szCs w:val="21"/>
+        </w:rPr>
+      </w:pPr>
+      <w:r>
+        <w:rPr>
+          <w:rFonts w:ascii="Consolas" w:hAnsi="Consolas"/>
+          <w:color w:val="CE9178"/>
+          <w:sz w:val="21"/>
+          <w:szCs w:val="21"/>
+        </w:rPr>
+        <w:t>                var message = document.createElement('li')</w:t>
+      </w:r>
+    </w:p>
+    <w:p>
+      <w:pPr>
+        <w:shd w:val="clear" w:color="auto" w:fill="1E1E1E"/>
+        <w:spacing w:line="285" w:lineRule="atLeast"/>
+        <w:rPr>
+          <w:rFonts w:ascii="Consolas" w:hAnsi="Consolas"/>
+          <w:color w:val="D4D4D4"/>
+          <w:sz w:val="21"/>
+          <w:szCs w:val="21"/>
+        </w:rPr>
+      </w:pPr>
+      <w:r>
+        <w:rPr>
+          <w:rFonts w:ascii="Consolas" w:hAnsi="Consolas"/>
+          <w:color w:val="CE9178"/>
+          <w:sz w:val="21"/>
+          <w:szCs w:val="21"/>
+        </w:rPr>
+        <w:t>                var content = document.createTextNode(event.data)</w:t>
+      </w:r>
+    </w:p>
+    <w:p>
+      <w:pPr>
+        <w:shd w:val="clear" w:color="auto" w:fill="1E1E1E"/>
+        <w:spacing w:line="285" w:lineRule="atLeast"/>
+        <w:rPr>
+          <w:rFonts w:ascii="Consolas" w:hAnsi="Consolas"/>
+          <w:color w:val="D4D4D4"/>
+          <w:sz w:val="21"/>
+          <w:szCs w:val="21"/>
+        </w:rPr>
+      </w:pPr>
+      <w:r>
+        <w:rPr>
+          <w:rFonts w:ascii="Consolas" w:hAnsi="Consolas"/>
+          <w:color w:val="CE9178"/>
+          <w:sz w:val="21"/>
+          <w:szCs w:val="21"/>
+        </w:rPr>
+        <w:t>                message.appendChild(content)</w:t>
+      </w:r>
+    </w:p>
+    <w:p>
+      <w:pPr>
+        <w:shd w:val="clear" w:color="auto" w:fill="1E1E1E"/>
+        <w:spacing w:line="285" w:lineRule="atLeast"/>
+        <w:rPr>
+          <w:rFonts w:ascii="Consolas" w:hAnsi="Consolas"/>
+          <w:color w:val="D4D4D4"/>
+          <w:sz w:val="21"/>
+          <w:szCs w:val="21"/>
+        </w:rPr>
+      </w:pPr>
+      <w:r>
+        <w:rPr>
+          <w:rFonts w:ascii="Consolas" w:hAnsi="Consolas"/>
+          <w:color w:val="CE9178"/>
+          <w:sz w:val="21"/>
+          <w:szCs w:val="21"/>
+        </w:rPr>
+        <w:t>                messages.appendChild(message)</w:t>
+      </w:r>
+    </w:p>
+    <w:p>
+      <w:pPr>
+        <w:shd w:val="clear" w:color="auto" w:fill="1E1E1E"/>
+        <w:spacing w:line="285" w:lineRule="atLeast"/>
+        <w:rPr>
+          <w:rFonts w:ascii="Consolas" w:hAnsi="Consolas"/>
+          <w:color w:val="D4D4D4"/>
+          <w:sz w:val="21"/>
+          <w:szCs w:val="21"/>
+        </w:rPr>
+      </w:pPr>
+      <w:r>
+        <w:rPr>
+          <w:rFonts w:ascii="Consolas" w:hAnsi="Consolas"/>
+          <w:color w:val="CE9178"/>
+          <w:sz w:val="21"/>
+          <w:szCs w:val="21"/>
+        </w:rPr>
+        <w:t>            };</w:t>
+      </w:r>
+    </w:p>
+    <w:p>
+      <w:pPr>
+        <w:shd w:val="clear" w:color="auto" w:fill="1E1E1E"/>
+        <w:spacing w:line="285" w:lineRule="atLeast"/>
+        <w:rPr>
+          <w:rFonts w:ascii="Consolas" w:hAnsi="Consolas"/>
+          <w:color w:val="D4D4D4"/>
+          <w:sz w:val="21"/>
+          <w:szCs w:val="21"/>
+        </w:rPr>
+      </w:pPr>
+      <w:r>
+        <w:rPr>
+          <w:rFonts w:ascii="Consolas" w:hAnsi="Consolas"/>
+          <w:color w:val="CE9178"/>
+          <w:sz w:val="21"/>
+          <w:szCs w:val="21"/>
+        </w:rPr>
+        <w:t>            function sendMessage(event) {</w:t>
+      </w:r>
+    </w:p>
+    <w:p>
+      <w:pPr>
+        <w:shd w:val="clear" w:color="auto" w:fill="1E1E1E"/>
+        <w:spacing w:line="285" w:lineRule="atLeast"/>
+        <w:rPr>
+          <w:rFonts w:ascii="Consolas" w:hAnsi="Consolas"/>
+          <w:color w:val="D4D4D4"/>
+          <w:sz w:val="21"/>
+          <w:szCs w:val="21"/>
+        </w:rPr>
+      </w:pPr>
+      <w:r>
+        <w:rPr>
+          <w:rFonts w:ascii="Consolas" w:hAnsi="Consolas"/>
+          <w:color w:val="CE9178"/>
+          <w:sz w:val="21"/>
+          <w:szCs w:val="21"/>
+        </w:rPr>
+        <w:t>                var input = document.getElementById("messageText")</w:t>
+      </w:r>
+    </w:p>
+    <w:p>
+      <w:pPr>
+        <w:shd w:val="clear" w:color="auto" w:fill="1E1E1E"/>
+        <w:spacing w:line="285" w:lineRule="atLeast"/>
+        <w:rPr>
+          <w:rFonts w:ascii="Consolas" w:hAnsi="Consolas"/>
+          <w:color w:val="D4D4D4"/>
+          <w:sz w:val="21"/>
+          <w:szCs w:val="21"/>
+        </w:rPr>
+      </w:pPr>
+      <w:r>
+        <w:rPr>
+          <w:rFonts w:ascii="Consolas" w:hAnsi="Consolas"/>
+          <w:color w:val="CE9178"/>
+          <w:sz w:val="21"/>
+          <w:szCs w:val="21"/>
+        </w:rPr>
+        <w:t>                ws.send(input.value)</w:t>
+      </w:r>
+    </w:p>
+    <w:p>
+      <w:pPr>
+        <w:shd w:val="clear" w:color="auto" w:fill="1E1E1E"/>
+        <w:spacing w:line="285" w:lineRule="atLeast"/>
+        <w:rPr>
+          <w:rFonts w:ascii="Consolas" w:hAnsi="Consolas"/>
+          <w:color w:val="D4D4D4"/>
+          <w:sz w:val="21"/>
+          <w:szCs w:val="21"/>
+        </w:rPr>
+      </w:pPr>
+      <w:r>
+        <w:rPr>
+          <w:rFonts w:ascii="Consolas" w:hAnsi="Consolas"/>
+          <w:color w:val="CE9178"/>
+          <w:sz w:val="21"/>
+          <w:szCs w:val="21"/>
+        </w:rPr>
+        <w:t>                input.value = ''</w:t>
+      </w:r>
+    </w:p>
+    <w:p>
+      <w:pPr>
+        <w:shd w:val="clear" w:color="auto" w:fill="1E1E1E"/>
+        <w:spacing w:line="285" w:lineRule="atLeast"/>
+        <w:rPr>
+          <w:rFonts w:ascii="Consolas" w:hAnsi="Consolas"/>
+          <w:color w:val="D4D4D4"/>
+          <w:sz w:val="21"/>
+          <w:szCs w:val="21"/>
+        </w:rPr>
+      </w:pPr>
+      <w:r>
+        <w:rPr>
+          <w:rFonts w:ascii="Consolas" w:hAnsi="Consolas"/>
+          <w:color w:val="CE9178"/>
+          <w:sz w:val="21"/>
+          <w:szCs w:val="21"/>
+        </w:rPr>
+        <w:t>                event.preventDefault()</w:t>
+      </w:r>
+    </w:p>
+    <w:p>
+      <w:pPr>
+        <w:shd w:val="clear" w:color="auto" w:fill="1E1E1E"/>
+        <w:spacing w:line="285" w:lineRule="atLeast"/>
+        <w:rPr>
+          <w:rFonts w:ascii="Consolas" w:hAnsi="Consolas"/>
+          <w:color w:val="D4D4D4"/>
+          <w:sz w:val="21"/>
+          <w:szCs w:val="21"/>
+        </w:rPr>
+      </w:pPr>
+      <w:r>
+        <w:rPr>
+          <w:rFonts w:ascii="Consolas" w:hAnsi="Consolas"/>
+          <w:color w:val="CE9178"/>
+          <w:sz w:val="21"/>
+          <w:szCs w:val="21"/>
+        </w:rPr>
+        <w:t>            }</w:t>
+      </w:r>
+    </w:p>
+    <w:p>
+      <w:pPr>
+        <w:shd w:val="clear" w:color="auto" w:fill="1E1E1E"/>
+        <w:spacing w:line="285" w:lineRule="atLeast"/>
+        <w:rPr>
+          <w:rFonts w:ascii="Consolas" w:hAnsi="Consolas"/>
+          <w:color w:val="D4D4D4"/>
+          <w:sz w:val="21"/>
+          <w:szCs w:val="21"/>
+        </w:rPr>
+      </w:pPr>
+      <w:r>
+        <w:rPr>
+          <w:rFonts w:ascii="Consolas" w:hAnsi="Consolas"/>
+          <w:color w:val="CE9178"/>
+          <w:sz w:val="21"/>
+          <w:szCs w:val="21"/>
+        </w:rPr>
+        <w:t>        &lt;/script&gt;</w:t>
+      </w:r>
+    </w:p>
+    <w:p>
+      <w:pPr>
+        <w:shd w:val="clear" w:color="auto" w:fill="1E1E1E"/>
+        <w:spacing w:line="285" w:lineRule="atLeast"/>
+        <w:rPr>
+          <w:rFonts w:ascii="Consolas" w:hAnsi="Consolas"/>
+          <w:color w:val="D4D4D4"/>
+          <w:sz w:val="21"/>
+          <w:szCs w:val="21"/>
+        </w:rPr>
+      </w:pPr>
+      <w:r>
+        <w:rPr>
+          <w:rFonts w:ascii="Consolas" w:hAnsi="Consolas"/>
+          <w:color w:val="CE9178"/>
+          <w:sz w:val="21"/>
+          <w:szCs w:val="21"/>
+        </w:rPr>
+        <w:t>    &lt;/body&gt;</w:t>
+      </w:r>
+    </w:p>
+    <w:p>
+      <w:pPr>
+        <w:shd w:val="clear" w:color="auto" w:fill="1E1E1E"/>
+        <w:spacing w:line="285" w:lineRule="atLeast"/>
+        <w:rPr>
+          <w:rFonts w:ascii="Consolas" w:hAnsi="Consolas"/>
+          <w:color w:val="D4D4D4"/>
+          <w:sz w:val="21"/>
+          <w:szCs w:val="21"/>
+        </w:rPr>
+      </w:pPr>
+      <w:r>
+        <w:rPr>
+          <w:rFonts w:ascii="Consolas" w:hAnsi="Consolas"/>
+          <w:color w:val="CE9178"/>
+          <w:sz w:val="21"/>
+          <w:szCs w:val="21"/>
+        </w:rPr>
+        <w:t>&lt;/html&gt;</w:t>
+      </w:r>
+    </w:p>
+    <w:p>
+      <w:pPr>
+        <w:shd w:val="clear" w:color="auto" w:fill="1E1E1E"/>
+        <w:spacing w:line="285" w:lineRule="atLeast"/>
+        <w:rPr>
+          <w:rFonts w:ascii="Consolas" w:hAnsi="Consolas"/>
+          <w:color w:val="D4D4D4"/>
+          <w:sz w:val="21"/>
+          <w:szCs w:val="21"/>
+        </w:rPr>
+      </w:pPr>
+      <w:r>
+        <w:rPr>
+          <w:rFonts w:ascii="Consolas" w:hAnsi="Consolas"/>
+          <w:color w:val="CE9178"/>
+          <w:sz w:val="21"/>
+          <w:szCs w:val="21"/>
+        </w:rPr>
+        <w:t>"""</w:t>
+      </w:r>
+    </w:p>
+    <w:p>
+      <w:pPr>
+        <w:shd w:val="clear" w:color="auto" w:fill="1E1E1E"/>
+        <w:spacing w:line="285" w:lineRule="atLeast"/>
+        <w:rPr>
+          <w:rFonts w:ascii="Consolas" w:hAnsi="Consolas"/>
+          <w:color w:val="D4D4D4"/>
+          <w:sz w:val="21"/>
+          <w:szCs w:val="21"/>
+        </w:rPr>
+      </w:pPr>
+    </w:p>
+    <w:p>
+      <w:pPr>
+        <w:shd w:val="clear" w:color="auto" w:fill="1E1E1E"/>
+        <w:spacing w:line="285" w:lineRule="atLeast"/>
+        <w:rPr>
+          <w:rFonts w:ascii="Consolas" w:hAnsi="Consolas"/>
+          <w:color w:val="D4D4D4"/>
+          <w:sz w:val="21"/>
+          <w:szCs w:val="21"/>
+        </w:rPr>
+      </w:pPr>
+      <w:r>
+        <w:rPr>
+          <w:rFonts w:ascii="Consolas" w:hAnsi="Consolas"/>
+          <w:color w:val="569CD6"/>
+          <w:sz w:val="21"/>
+          <w:szCs w:val="21"/>
+        </w:rPr>
+        <w:t>class</w:t>
+      </w:r>
+      <w:r>
+        <w:rPr>
+          <w:rFonts w:ascii="Consolas" w:hAnsi="Consolas"/>
+          <w:color w:val="D4D4D4"/>
+          <w:sz w:val="21"/>
+          <w:szCs w:val="21"/>
+        </w:rPr>
+        <w:t xml:space="preserve"> </w:t>
+      </w:r>
+      <w:r>
+        <w:rPr>
+          <w:rFonts w:ascii="Consolas" w:hAnsi="Consolas"/>
+          <w:color w:val="4EC9B0"/>
+          <w:sz w:val="21"/>
+          <w:szCs w:val="21"/>
+        </w:rPr>
+        <w:t>ConnectionManager</w:t>
+      </w:r>
+      <w:r>
+        <w:rPr>
+          <w:rFonts w:ascii="Consolas" w:hAnsi="Consolas"/>
+          <w:color w:val="D4D4D4"/>
+          <w:sz w:val="21"/>
+          <w:szCs w:val="21"/>
+        </w:rPr>
+        <w:t>:</w:t>
+      </w:r>
+    </w:p>
+    <w:p>
+      <w:pPr>
+        <w:shd w:val="clear" w:color="auto" w:fill="1E1E1E"/>
+        <w:spacing w:line="285" w:lineRule="atLeast"/>
+        <w:rPr>
+          <w:rFonts w:ascii="Consolas" w:hAnsi="Consolas"/>
+          <w:color w:val="D4D4D4"/>
+          <w:sz w:val="21"/>
+          <w:szCs w:val="21"/>
+        </w:rPr>
+      </w:pPr>
+      <w:r>
+        <w:rPr>
+          <w:rFonts w:ascii="Consolas" w:hAnsi="Consolas"/>
+          <w:color w:val="D4D4D4"/>
+          <w:sz w:val="21"/>
+          <w:szCs w:val="21"/>
+        </w:rPr>
+        <w:t xml:space="preserve">  </w:t>
+      </w:r>
+      <w:r>
+        <w:rPr>
+          <w:rFonts w:ascii="Consolas" w:hAnsi="Consolas"/>
+          <w:color w:val="569CD6"/>
+          <w:sz w:val="21"/>
+          <w:szCs w:val="21"/>
+        </w:rPr>
+        <w:t>def</w:t>
+      </w:r>
+      <w:r>
+        <w:rPr>
+          <w:rFonts w:ascii="Consolas" w:hAnsi="Consolas"/>
+          <w:color w:val="D4D4D4"/>
+          <w:sz w:val="21"/>
+          <w:szCs w:val="21"/>
+        </w:rPr>
+        <w:t xml:space="preserve"> </w:t>
+      </w:r>
+      <w:r>
+        <w:rPr>
+          <w:rFonts w:ascii="Consolas" w:hAnsi="Consolas"/>
+          <w:color w:val="DCDCAA"/>
+          <w:sz w:val="21"/>
+          <w:szCs w:val="21"/>
+        </w:rPr>
+        <w:t>__init__</w:t>
+      </w:r>
+      <w:r>
+        <w:rPr>
+          <w:rFonts w:ascii="Consolas" w:hAnsi="Consolas"/>
+          <w:color w:val="D4D4D4"/>
+          <w:sz w:val="21"/>
+          <w:szCs w:val="21"/>
+        </w:rPr>
+        <w:t>(</w:t>
+      </w:r>
+      <w:r>
+        <w:rPr>
+          <w:rFonts w:ascii="Consolas" w:hAnsi="Consolas"/>
+          <w:color w:val="9CDCFE"/>
+          <w:sz w:val="21"/>
+          <w:szCs w:val="21"/>
+        </w:rPr>
+        <w:t>self</w:t>
+      </w:r>
+      <w:r>
+        <w:rPr>
+          <w:rFonts w:ascii="Consolas" w:hAnsi="Consolas"/>
+          <w:color w:val="D4D4D4"/>
+          <w:sz w:val="21"/>
+          <w:szCs w:val="21"/>
+        </w:rPr>
+        <w:t>):</w:t>
+      </w:r>
+    </w:p>
+    <w:p>
+      <w:pPr>
+        <w:shd w:val="clear" w:color="auto" w:fill="1E1E1E"/>
+        <w:spacing w:line="285" w:lineRule="atLeast"/>
+        <w:rPr>
+          <w:rFonts w:ascii="Consolas" w:hAnsi="Consolas"/>
+          <w:color w:val="D4D4D4"/>
+          <w:sz w:val="21"/>
+          <w:szCs w:val="21"/>
+        </w:rPr>
+      </w:pPr>
+      <w:r>
+        <w:rPr>
+          <w:rFonts w:ascii="Consolas" w:hAnsi="Consolas"/>
+          <w:color w:val="D4D4D4"/>
+          <w:sz w:val="21"/>
+          <w:szCs w:val="21"/>
+        </w:rPr>
+        <w:t xml:space="preserve">    </w:t>
+      </w:r>
+      <w:r>
+        <w:rPr>
+          <w:rFonts w:ascii="Consolas" w:hAnsi="Consolas"/>
+          <w:color w:val="569CD6"/>
+          <w:sz w:val="21"/>
+          <w:szCs w:val="21"/>
+        </w:rPr>
+        <w:t>self</w:t>
+      </w:r>
+      <w:r>
+        <w:rPr>
+          <w:rFonts w:ascii="Consolas" w:hAnsi="Consolas"/>
+          <w:color w:val="D4D4D4"/>
+          <w:sz w:val="21"/>
+          <w:szCs w:val="21"/>
+        </w:rPr>
+        <w:t xml:space="preserve">.active_connections: </w:t>
+      </w:r>
+      <w:r>
+        <w:rPr>
+          <w:rFonts w:ascii="Consolas" w:hAnsi="Consolas"/>
+          <w:color w:val="4EC9B0"/>
+          <w:sz w:val="21"/>
+          <w:szCs w:val="21"/>
+        </w:rPr>
+        <w:t>list</w:t>
+      </w:r>
+      <w:r>
+        <w:rPr>
+          <w:rFonts w:ascii="Consolas" w:hAnsi="Consolas"/>
+          <w:color w:val="D4D4D4"/>
+          <w:sz w:val="21"/>
+          <w:szCs w:val="21"/>
+        </w:rPr>
+        <w:t>[WebSocket] = []</w:t>
+      </w:r>
+    </w:p>
+    <w:p>
+      <w:pPr>
+        <w:shd w:val="clear" w:color="auto" w:fill="1E1E1E"/>
+        <w:spacing w:line="285" w:lineRule="atLeast"/>
+        <w:rPr>
+          <w:rFonts w:ascii="Consolas" w:hAnsi="Consolas"/>
+          <w:color w:val="D4D4D4"/>
+          <w:sz w:val="21"/>
+          <w:szCs w:val="21"/>
+        </w:rPr>
+      </w:pPr>
+    </w:p>
+    <w:p>
+      <w:pPr>
+        <w:shd w:val="clear" w:color="auto" w:fill="1E1E1E"/>
+        <w:spacing w:line="285" w:lineRule="atLeast"/>
+        <w:rPr>
+          <w:rFonts w:ascii="Consolas" w:hAnsi="Consolas"/>
+          <w:color w:val="D4D4D4"/>
+          <w:sz w:val="21"/>
+          <w:szCs w:val="21"/>
+        </w:rPr>
+      </w:pPr>
+      <w:r>
+        <w:rPr>
+          <w:rFonts w:ascii="Consolas" w:hAnsi="Consolas"/>
+          <w:color w:val="D4D4D4"/>
+          <w:sz w:val="21"/>
+          <w:szCs w:val="21"/>
+        </w:rPr>
+        <w:t xml:space="preserve">  </w:t>
+      </w:r>
+      <w:r>
+        <w:rPr>
+          <w:rFonts w:ascii="Consolas" w:hAnsi="Consolas"/>
+          <w:color w:val="569CD6"/>
+          <w:sz w:val="21"/>
+          <w:szCs w:val="21"/>
+        </w:rPr>
+        <w:t>async</w:t>
+      </w:r>
+      <w:r>
+        <w:rPr>
+          <w:rFonts w:ascii="Consolas" w:hAnsi="Consolas"/>
+          <w:color w:val="D4D4D4"/>
+          <w:sz w:val="21"/>
+          <w:szCs w:val="21"/>
+        </w:rPr>
+        <w:t xml:space="preserve"> </w:t>
+      </w:r>
+      <w:r>
+        <w:rPr>
+          <w:rFonts w:ascii="Consolas" w:hAnsi="Consolas"/>
+          <w:color w:val="569CD6"/>
+          <w:sz w:val="21"/>
+          <w:szCs w:val="21"/>
+        </w:rPr>
+        <w:t>def</w:t>
+      </w:r>
+      <w:r>
+        <w:rPr>
+          <w:rFonts w:ascii="Consolas" w:hAnsi="Consolas"/>
+          <w:color w:val="D4D4D4"/>
+          <w:sz w:val="21"/>
+          <w:szCs w:val="21"/>
+        </w:rPr>
+        <w:t xml:space="preserve"> </w:t>
+      </w:r>
+      <w:r>
+        <w:rPr>
+          <w:rFonts w:ascii="Consolas" w:hAnsi="Consolas"/>
+          <w:color w:val="DCDCAA"/>
+          <w:sz w:val="21"/>
+          <w:szCs w:val="21"/>
+        </w:rPr>
+        <w:t>connect</w:t>
+      </w:r>
+      <w:r>
+        <w:rPr>
+          <w:rFonts w:ascii="Consolas" w:hAnsi="Consolas"/>
+          <w:color w:val="D4D4D4"/>
+          <w:sz w:val="21"/>
+          <w:szCs w:val="21"/>
+        </w:rPr>
+        <w:t>(</w:t>
+      </w:r>
+      <w:r>
+        <w:rPr>
+          <w:rFonts w:ascii="Consolas" w:hAnsi="Consolas"/>
+          <w:color w:val="9CDCFE"/>
+          <w:sz w:val="21"/>
+          <w:szCs w:val="21"/>
+        </w:rPr>
+        <w:t>self</w:t>
+      </w:r>
+      <w:r>
+        <w:rPr>
+          <w:rFonts w:ascii="Consolas" w:hAnsi="Consolas"/>
+          <w:color w:val="D4D4D4"/>
+          <w:sz w:val="21"/>
+          <w:szCs w:val="21"/>
+        </w:rPr>
+        <w:t xml:space="preserve">, </w:t>
+      </w:r>
+      <w:r>
+        <w:rPr>
+          <w:rFonts w:ascii="Consolas" w:hAnsi="Consolas"/>
+          <w:color w:val="9CDCFE"/>
+          <w:sz w:val="21"/>
+          <w:szCs w:val="21"/>
+        </w:rPr>
+        <w:t>websocket</w:t>
+      </w:r>
+      <w:r>
+        <w:rPr>
+          <w:rFonts w:ascii="Consolas" w:hAnsi="Consolas"/>
+          <w:color w:val="D4D4D4"/>
+          <w:sz w:val="21"/>
+          <w:szCs w:val="21"/>
+        </w:rPr>
+        <w:t xml:space="preserve">: </w:t>
+      </w:r>
+      <w:r>
+        <w:rPr>
+          <w:rFonts w:ascii="Consolas" w:hAnsi="Consolas"/>
+          <w:color w:val="4EC9B0"/>
+          <w:sz w:val="21"/>
+          <w:szCs w:val="21"/>
+        </w:rPr>
+        <w:t>WebSocket</w:t>
+      </w:r>
+      <w:r>
+        <w:rPr>
+          <w:rFonts w:ascii="Consolas" w:hAnsi="Consolas"/>
+          <w:color w:val="D4D4D4"/>
+          <w:sz w:val="21"/>
+          <w:szCs w:val="21"/>
+        </w:rPr>
+        <w:t>):</w:t>
+      </w:r>
+    </w:p>
+    <w:p>
+      <w:pPr>
+        <w:shd w:val="clear" w:color="auto" w:fill="1E1E1E"/>
+        <w:spacing w:line="285" w:lineRule="atLeast"/>
+        <w:rPr>
+          <w:rFonts w:ascii="Consolas" w:hAnsi="Consolas"/>
+          <w:color w:val="D4D4D4"/>
+          <w:sz w:val="21"/>
+          <w:szCs w:val="21"/>
+        </w:rPr>
+      </w:pPr>
+      <w:r>
+        <w:rPr>
+          <w:rFonts w:ascii="Consolas" w:hAnsi="Consolas"/>
+          <w:color w:val="D4D4D4"/>
+          <w:sz w:val="21"/>
+          <w:szCs w:val="21"/>
+        </w:rPr>
+        <w:t xml:space="preserve">    </w:t>
+      </w:r>
+      <w:r>
+        <w:rPr>
+          <w:rFonts w:ascii="Consolas" w:hAnsi="Consolas"/>
+          <w:color w:val="C586C0"/>
+          <w:sz w:val="21"/>
+          <w:szCs w:val="21"/>
+        </w:rPr>
+        <w:t>await</w:t>
+      </w:r>
+      <w:r>
+        <w:rPr>
+          <w:rFonts w:ascii="Consolas" w:hAnsi="Consolas"/>
+          <w:color w:val="D4D4D4"/>
+          <w:sz w:val="21"/>
+          <w:szCs w:val="21"/>
+        </w:rPr>
+        <w:t xml:space="preserve"> websocket.accept()</w:t>
+      </w:r>
+    </w:p>
+    <w:p>
+      <w:pPr>
+        <w:shd w:val="clear" w:color="auto" w:fill="1E1E1E"/>
+        <w:spacing w:line="285" w:lineRule="atLeast"/>
+        <w:rPr>
+          <w:rFonts w:ascii="Consolas" w:hAnsi="Consolas"/>
+          <w:color w:val="D4D4D4"/>
+          <w:sz w:val="21"/>
+          <w:szCs w:val="21"/>
+        </w:rPr>
+      </w:pPr>
+      <w:r>
+        <w:rPr>
+          <w:rFonts w:ascii="Consolas" w:hAnsi="Consolas"/>
+          <w:color w:val="D4D4D4"/>
+          <w:sz w:val="21"/>
+          <w:szCs w:val="21"/>
+        </w:rPr>
+        <w:t xml:space="preserve">    </w:t>
+      </w:r>
+      <w:r>
+        <w:rPr>
+          <w:rFonts w:ascii="Consolas" w:hAnsi="Consolas"/>
+          <w:color w:val="569CD6"/>
+          <w:sz w:val="21"/>
+          <w:szCs w:val="21"/>
+        </w:rPr>
+        <w:t>self</w:t>
+      </w:r>
+      <w:r>
+        <w:rPr>
+          <w:rFonts w:ascii="Consolas" w:hAnsi="Consolas"/>
+          <w:color w:val="D4D4D4"/>
+          <w:sz w:val="21"/>
+          <w:szCs w:val="21"/>
+        </w:rPr>
+        <w:t>.active_connections.append(websocket)</w:t>
+      </w:r>
+    </w:p>
+    <w:p>
+      <w:pPr>
+        <w:shd w:val="clear" w:color="auto" w:fill="1E1E1E"/>
+        <w:spacing w:line="285" w:lineRule="atLeast"/>
+        <w:rPr>
+          <w:rFonts w:ascii="Consolas" w:hAnsi="Consolas"/>
+          <w:color w:val="D4D4D4"/>
+          <w:sz w:val="21"/>
+          <w:szCs w:val="21"/>
+        </w:rPr>
+      </w:pPr>
+    </w:p>
+    <w:p>
+      <w:pPr>
+        <w:shd w:val="clear" w:color="auto" w:fill="1E1E1E"/>
+        <w:spacing w:line="285" w:lineRule="atLeast"/>
+        <w:rPr>
+          <w:rFonts w:ascii="Consolas" w:hAnsi="Consolas"/>
+          <w:color w:val="D4D4D4"/>
+          <w:sz w:val="21"/>
+          <w:szCs w:val="21"/>
+        </w:rPr>
+      </w:pPr>
+      <w:r>
+        <w:rPr>
+          <w:rFonts w:ascii="Consolas" w:hAnsi="Consolas"/>
+          <w:color w:val="D4D4D4"/>
+          <w:sz w:val="21"/>
+          <w:szCs w:val="21"/>
+        </w:rPr>
+        <w:t xml:space="preserve">  </w:t>
+      </w:r>
+      <w:r>
+        <w:rPr>
+          <w:rFonts w:ascii="Consolas" w:hAnsi="Consolas"/>
+          <w:color w:val="569CD6"/>
+          <w:sz w:val="21"/>
+          <w:szCs w:val="21"/>
+        </w:rPr>
+        <w:t>async</w:t>
+      </w:r>
+      <w:r>
+        <w:rPr>
+          <w:rFonts w:ascii="Consolas" w:hAnsi="Consolas"/>
+          <w:color w:val="D4D4D4"/>
+          <w:sz w:val="21"/>
+          <w:szCs w:val="21"/>
+        </w:rPr>
+        <w:t xml:space="preserve"> </w:t>
+      </w:r>
+      <w:r>
+        <w:rPr>
+          <w:rFonts w:ascii="Consolas" w:hAnsi="Consolas"/>
+          <w:color w:val="569CD6"/>
+          <w:sz w:val="21"/>
+          <w:szCs w:val="21"/>
+        </w:rPr>
+        <w:t>def</w:t>
+      </w:r>
+      <w:r>
+        <w:rPr>
+          <w:rFonts w:ascii="Consolas" w:hAnsi="Consolas"/>
+          <w:color w:val="D4D4D4"/>
+          <w:sz w:val="21"/>
+          <w:szCs w:val="21"/>
+        </w:rPr>
+        <w:t xml:space="preserve"> </w:t>
+      </w:r>
+      <w:r>
+        <w:rPr>
+          <w:rFonts w:ascii="Consolas" w:hAnsi="Consolas"/>
+          <w:color w:val="DCDCAA"/>
+          <w:sz w:val="21"/>
+          <w:szCs w:val="21"/>
+        </w:rPr>
+        <w:t>disconnect</w:t>
+      </w:r>
+      <w:r>
+        <w:rPr>
+          <w:rFonts w:ascii="Consolas" w:hAnsi="Consolas"/>
+          <w:color w:val="D4D4D4"/>
+          <w:sz w:val="21"/>
+          <w:szCs w:val="21"/>
+        </w:rPr>
+        <w:t>(</w:t>
+      </w:r>
+      <w:r>
+        <w:rPr>
+          <w:rFonts w:ascii="Consolas" w:hAnsi="Consolas"/>
+          <w:color w:val="9CDCFE"/>
+          <w:sz w:val="21"/>
+          <w:szCs w:val="21"/>
+        </w:rPr>
+        <w:t>self</w:t>
+      </w:r>
+      <w:r>
+        <w:rPr>
+          <w:rFonts w:ascii="Consolas" w:hAnsi="Consolas"/>
+          <w:color w:val="D4D4D4"/>
+          <w:sz w:val="21"/>
+          <w:szCs w:val="21"/>
+        </w:rPr>
+        <w:t xml:space="preserve">, </w:t>
+      </w:r>
+      <w:r>
+        <w:rPr>
+          <w:rFonts w:ascii="Consolas" w:hAnsi="Consolas"/>
+          <w:color w:val="9CDCFE"/>
+          <w:sz w:val="21"/>
+          <w:szCs w:val="21"/>
+        </w:rPr>
+        <w:t>websocket</w:t>
+      </w:r>
+      <w:r>
+        <w:rPr>
+          <w:rFonts w:ascii="Consolas" w:hAnsi="Consolas"/>
+          <w:color w:val="D4D4D4"/>
+          <w:sz w:val="21"/>
+          <w:szCs w:val="21"/>
+        </w:rPr>
+        <w:t xml:space="preserve">: </w:t>
+      </w:r>
+      <w:r>
+        <w:rPr>
+          <w:rFonts w:ascii="Consolas" w:hAnsi="Consolas"/>
+          <w:color w:val="4EC9B0"/>
+          <w:sz w:val="21"/>
+          <w:szCs w:val="21"/>
+        </w:rPr>
+        <w:t>WebSocket</w:t>
+      </w:r>
+      <w:r>
+        <w:rPr>
+          <w:rFonts w:ascii="Consolas" w:hAnsi="Consolas"/>
+          <w:color w:val="D4D4D4"/>
+          <w:sz w:val="21"/>
+          <w:szCs w:val="21"/>
+        </w:rPr>
+        <w:t>):</w:t>
+      </w:r>
+    </w:p>
+    <w:p>
+      <w:pPr>
+        <w:shd w:val="clear" w:color="auto" w:fill="1E1E1E"/>
+        <w:spacing w:line="285" w:lineRule="atLeast"/>
+        <w:rPr>
+          <w:rFonts w:ascii="Consolas" w:hAnsi="Consolas"/>
+          <w:color w:val="D4D4D4"/>
+          <w:sz w:val="21"/>
+          <w:szCs w:val="21"/>
+        </w:rPr>
+      </w:pPr>
+      <w:r>
+        <w:rPr>
+          <w:rFonts w:ascii="Consolas" w:hAnsi="Consolas"/>
+          <w:color w:val="D4D4D4"/>
+          <w:sz w:val="21"/>
+          <w:szCs w:val="21"/>
+        </w:rPr>
+        <w:t xml:space="preserve">    </w:t>
+      </w:r>
+      <w:r>
+        <w:rPr>
+          <w:rFonts w:ascii="Consolas" w:hAnsi="Consolas"/>
+          <w:color w:val="569CD6"/>
+          <w:sz w:val="21"/>
+          <w:szCs w:val="21"/>
+        </w:rPr>
+        <w:t>self</w:t>
+      </w:r>
+      <w:r>
+        <w:rPr>
+          <w:rFonts w:ascii="Consolas" w:hAnsi="Consolas"/>
+          <w:color w:val="D4D4D4"/>
+          <w:sz w:val="21"/>
+          <w:szCs w:val="21"/>
+        </w:rPr>
+        <w:t>.active_connections.remove(websocket)</w:t>
+      </w:r>
+    </w:p>
+    <w:p>
+      <w:pPr>
+        <w:shd w:val="clear" w:color="auto" w:fill="1E1E1E"/>
+        <w:spacing w:line="285" w:lineRule="atLeast"/>
+        <w:rPr>
+          <w:rFonts w:ascii="Consolas" w:hAnsi="Consolas"/>
+          <w:color w:val="D4D4D4"/>
+          <w:sz w:val="21"/>
+          <w:szCs w:val="21"/>
+        </w:rPr>
+      </w:pPr>
+    </w:p>
+    <w:p>
+      <w:pPr>
+        <w:shd w:val="clear" w:color="auto" w:fill="1E1E1E"/>
+        <w:spacing w:line="285" w:lineRule="atLeast"/>
+        <w:rPr>
+          <w:rFonts w:ascii="Consolas" w:hAnsi="Consolas"/>
+          <w:color w:val="D4D4D4"/>
+          <w:sz w:val="21"/>
+          <w:szCs w:val="21"/>
+        </w:rPr>
+      </w:pPr>
+      <w:r>
+        <w:rPr>
+          <w:rFonts w:ascii="Consolas" w:hAnsi="Consolas"/>
+          <w:color w:val="D4D4D4"/>
+          <w:sz w:val="21"/>
+          <w:szCs w:val="21"/>
+        </w:rPr>
+        <w:t xml:space="preserve">  </w:t>
+      </w:r>
+      <w:r>
+        <w:rPr>
+          <w:rFonts w:ascii="Consolas" w:hAnsi="Consolas"/>
+          <w:color w:val="569CD6"/>
+          <w:sz w:val="21"/>
+          <w:szCs w:val="21"/>
+        </w:rPr>
+        <w:t>async</w:t>
+      </w:r>
+      <w:r>
+        <w:rPr>
+          <w:rFonts w:ascii="Consolas" w:hAnsi="Consolas"/>
+          <w:color w:val="D4D4D4"/>
+          <w:sz w:val="21"/>
+          <w:szCs w:val="21"/>
+        </w:rPr>
+        <w:t xml:space="preserve"> </w:t>
+      </w:r>
+      <w:r>
+        <w:rPr>
+          <w:rFonts w:ascii="Consolas" w:hAnsi="Consolas"/>
+          <w:color w:val="569CD6"/>
+          <w:sz w:val="21"/>
+          <w:szCs w:val="21"/>
+        </w:rPr>
+        <w:t>def</w:t>
+      </w:r>
+      <w:r>
+        <w:rPr>
+          <w:rFonts w:ascii="Consolas" w:hAnsi="Consolas"/>
+          <w:color w:val="D4D4D4"/>
+          <w:sz w:val="21"/>
+          <w:szCs w:val="21"/>
+        </w:rPr>
+        <w:t xml:space="preserve"> </w:t>
+      </w:r>
+      <w:r>
+        <w:rPr>
+          <w:rFonts w:ascii="Consolas" w:hAnsi="Consolas"/>
+          <w:color w:val="DCDCAA"/>
+          <w:sz w:val="21"/>
+          <w:szCs w:val="21"/>
+        </w:rPr>
+        <w:t>send_personal_message</w:t>
+      </w:r>
+      <w:r>
+        <w:rPr>
+          <w:rFonts w:ascii="Consolas" w:hAnsi="Consolas"/>
+          <w:color w:val="D4D4D4"/>
+          <w:sz w:val="21"/>
+          <w:szCs w:val="21"/>
+        </w:rPr>
+        <w:t>(</w:t>
+      </w:r>
+      <w:r>
+        <w:rPr>
+          <w:rFonts w:ascii="Consolas" w:hAnsi="Consolas"/>
+          <w:color w:val="9CDCFE"/>
+          <w:sz w:val="21"/>
+          <w:szCs w:val="21"/>
+        </w:rPr>
+        <w:t>self</w:t>
+      </w:r>
+      <w:r>
+        <w:rPr>
+          <w:rFonts w:ascii="Consolas" w:hAnsi="Consolas"/>
+          <w:color w:val="D4D4D4"/>
+          <w:sz w:val="21"/>
+          <w:szCs w:val="21"/>
+        </w:rPr>
+        <w:t xml:space="preserve">, </w:t>
+      </w:r>
+      <w:r>
+        <w:rPr>
+          <w:rFonts w:ascii="Consolas" w:hAnsi="Consolas"/>
+          <w:color w:val="9CDCFE"/>
+          <w:sz w:val="21"/>
+          <w:szCs w:val="21"/>
+        </w:rPr>
+        <w:t>message</w:t>
+      </w:r>
+      <w:r>
+        <w:rPr>
+          <w:rFonts w:ascii="Consolas" w:hAnsi="Consolas"/>
+          <w:color w:val="D4D4D4"/>
+          <w:sz w:val="21"/>
+          <w:szCs w:val="21"/>
+        </w:rPr>
+        <w:t xml:space="preserve">: </w:t>
+      </w:r>
+      <w:r>
+        <w:rPr>
+          <w:rFonts w:ascii="Consolas" w:hAnsi="Consolas"/>
+          <w:color w:val="4EC9B0"/>
+          <w:sz w:val="21"/>
+          <w:szCs w:val="21"/>
+        </w:rPr>
+        <w:t>str</w:t>
+      </w:r>
+      <w:r>
+        <w:rPr>
+          <w:rFonts w:ascii="Consolas" w:hAnsi="Consolas"/>
+          <w:color w:val="D4D4D4"/>
+          <w:sz w:val="21"/>
+          <w:szCs w:val="21"/>
+        </w:rPr>
+        <w:t xml:space="preserve">, </w:t>
+      </w:r>
+      <w:r>
+        <w:rPr>
+          <w:rFonts w:ascii="Consolas" w:hAnsi="Consolas"/>
+          <w:color w:val="9CDCFE"/>
+          <w:sz w:val="21"/>
+          <w:szCs w:val="21"/>
+        </w:rPr>
+        <w:t>websocket</w:t>
+      </w:r>
+      <w:r>
+        <w:rPr>
+          <w:rFonts w:ascii="Consolas" w:hAnsi="Consolas"/>
+          <w:color w:val="D4D4D4"/>
+          <w:sz w:val="21"/>
+          <w:szCs w:val="21"/>
+        </w:rPr>
+        <w:t xml:space="preserve">: </w:t>
+      </w:r>
+      <w:r>
+        <w:rPr>
+          <w:rFonts w:ascii="Consolas" w:hAnsi="Consolas"/>
+          <w:color w:val="4EC9B0"/>
+          <w:sz w:val="21"/>
+          <w:szCs w:val="21"/>
+        </w:rPr>
+        <w:t>WebSocket</w:t>
+      </w:r>
+      <w:r>
+        <w:rPr>
+          <w:rFonts w:ascii="Consolas" w:hAnsi="Consolas"/>
+          <w:color w:val="D4D4D4"/>
+          <w:sz w:val="21"/>
+          <w:szCs w:val="21"/>
+        </w:rPr>
+        <w:t>):</w:t>
+      </w:r>
+    </w:p>
+    <w:p>
+      <w:pPr>
+        <w:shd w:val="clear" w:color="auto" w:fill="1E1E1E"/>
+        <w:spacing w:line="285" w:lineRule="atLeast"/>
+        <w:rPr>
+          <w:rFonts w:ascii="Consolas" w:hAnsi="Consolas"/>
+          <w:color w:val="D4D4D4"/>
+          <w:sz w:val="21"/>
+          <w:szCs w:val="21"/>
+        </w:rPr>
+      </w:pPr>
+      <w:r>
+        <w:rPr>
+          <w:rFonts w:ascii="Consolas" w:hAnsi="Consolas"/>
+          <w:color w:val="D4D4D4"/>
+          <w:sz w:val="21"/>
+          <w:szCs w:val="21"/>
+        </w:rPr>
+        <w:t xml:space="preserve">    </w:t>
+      </w:r>
+      <w:r>
+        <w:rPr>
+          <w:rFonts w:ascii="Consolas" w:hAnsi="Consolas"/>
+          <w:color w:val="C586C0"/>
+          <w:sz w:val="21"/>
+          <w:szCs w:val="21"/>
+        </w:rPr>
+        <w:t>try</w:t>
+      </w:r>
+      <w:r>
+        <w:rPr>
+          <w:rFonts w:ascii="Consolas" w:hAnsi="Consolas"/>
+          <w:color w:val="D4D4D4"/>
+          <w:sz w:val="21"/>
+          <w:szCs w:val="21"/>
+        </w:rPr>
+        <w:t>:</w:t>
+      </w:r>
+    </w:p>
+    <w:p>
+      <w:pPr>
+        <w:shd w:val="clear" w:color="auto" w:fill="1E1E1E"/>
+        <w:spacing w:line="285" w:lineRule="atLeast"/>
+        <w:rPr>
+          <w:rFonts w:ascii="Consolas" w:hAnsi="Consolas"/>
+          <w:color w:val="D4D4D4"/>
+          <w:sz w:val="21"/>
+          <w:szCs w:val="21"/>
+        </w:rPr>
+      </w:pPr>
+      <w:r>
+        <w:rPr>
+          <w:rFonts w:ascii="Consolas" w:hAnsi="Consolas"/>
+          <w:color w:val="D4D4D4"/>
+          <w:sz w:val="21"/>
+          <w:szCs w:val="21"/>
+        </w:rPr>
+        <w:t xml:space="preserve">      </w:t>
+      </w:r>
+      <w:r>
+        <w:rPr>
+          <w:rFonts w:ascii="Consolas" w:hAnsi="Consolas"/>
+          <w:color w:val="C586C0"/>
+          <w:sz w:val="21"/>
+          <w:szCs w:val="21"/>
+        </w:rPr>
+        <w:t>await</w:t>
+      </w:r>
+      <w:r>
+        <w:rPr>
+          <w:rFonts w:ascii="Consolas" w:hAnsi="Consolas"/>
+          <w:color w:val="D4D4D4"/>
+          <w:sz w:val="21"/>
+          <w:szCs w:val="21"/>
+        </w:rPr>
+        <w:t xml:space="preserve"> websocket.send_text(message)</w:t>
+      </w:r>
+    </w:p>
+    <w:p>
+      <w:pPr>
+        <w:shd w:val="clear" w:color="auto" w:fill="1E1E1E"/>
+        <w:spacing w:line="285" w:lineRule="atLeast"/>
+        <w:rPr>
+          <w:rFonts w:ascii="Consolas" w:hAnsi="Consolas"/>
+          <w:color w:val="D4D4D4"/>
+          <w:sz w:val="21"/>
+          <w:szCs w:val="21"/>
+        </w:rPr>
+      </w:pPr>
+      <w:r>
+        <w:rPr>
+          <w:rFonts w:ascii="Consolas" w:hAnsi="Consolas"/>
+          <w:color w:val="D4D4D4"/>
+          <w:sz w:val="21"/>
+          <w:szCs w:val="21"/>
+        </w:rPr>
+        <w:t xml:space="preserve">    </w:t>
+      </w:r>
+      <w:r>
+        <w:rPr>
+          <w:rFonts w:ascii="Consolas" w:hAnsi="Consolas"/>
+          <w:color w:val="C586C0"/>
+          <w:sz w:val="21"/>
+          <w:szCs w:val="21"/>
+        </w:rPr>
+        <w:t>except</w:t>
+      </w:r>
+      <w:r>
+        <w:rPr>
+          <w:rFonts w:ascii="Consolas" w:hAnsi="Consolas"/>
+          <w:color w:val="D4D4D4"/>
+          <w:sz w:val="21"/>
+          <w:szCs w:val="21"/>
+        </w:rPr>
+        <w:t xml:space="preserve">(WebSocketDisconnect, </w:t>
+      </w:r>
+      <w:r>
+        <w:rPr>
+          <w:rFonts w:ascii="Consolas" w:hAnsi="Consolas"/>
+          <w:color w:val="4EC9B0"/>
+          <w:sz w:val="21"/>
+          <w:szCs w:val="21"/>
+        </w:rPr>
+        <w:t>RuntimeError</w:t>
+      </w:r>
+      <w:r>
+        <w:rPr>
+          <w:rFonts w:ascii="Consolas" w:hAnsi="Consolas"/>
+          <w:color w:val="D4D4D4"/>
+          <w:sz w:val="21"/>
+          <w:szCs w:val="21"/>
+        </w:rPr>
+        <w:t>):</w:t>
+      </w:r>
+    </w:p>
+    <w:p>
+      <w:pPr>
+        <w:shd w:val="clear" w:color="auto" w:fill="1E1E1E"/>
+        <w:spacing w:line="285" w:lineRule="atLeast"/>
+        <w:rPr>
+          <w:rFonts w:ascii="Consolas" w:hAnsi="Consolas"/>
+          <w:color w:val="D4D4D4"/>
+          <w:sz w:val="21"/>
+          <w:szCs w:val="21"/>
+        </w:rPr>
+      </w:pPr>
+      <w:r>
+        <w:rPr>
+          <w:rFonts w:ascii="Consolas" w:hAnsi="Consolas"/>
+          <w:color w:val="D4D4D4"/>
+          <w:sz w:val="21"/>
+          <w:szCs w:val="21"/>
+        </w:rPr>
+        <w:t xml:space="preserve">      </w:t>
+      </w:r>
+      <w:r>
+        <w:rPr>
+          <w:rFonts w:ascii="Consolas" w:hAnsi="Consolas"/>
+          <w:color w:val="C586C0"/>
+          <w:sz w:val="21"/>
+          <w:szCs w:val="21"/>
+        </w:rPr>
+        <w:t>pass</w:t>
+      </w:r>
+    </w:p>
+    <w:p>
+      <w:pPr>
+        <w:shd w:val="clear" w:color="auto" w:fill="1E1E1E"/>
+        <w:spacing w:line="285" w:lineRule="atLeast"/>
+        <w:rPr>
+          <w:rFonts w:ascii="Consolas" w:hAnsi="Consolas"/>
+          <w:color w:val="D4D4D4"/>
+          <w:sz w:val="21"/>
+          <w:szCs w:val="21"/>
+        </w:rPr>
+      </w:pPr>
+    </w:p>
+    <w:p>
+      <w:pPr>
+        <w:shd w:val="clear" w:color="auto" w:fill="1E1E1E"/>
+        <w:spacing w:line="285" w:lineRule="atLeast"/>
+        <w:rPr>
+          <w:rFonts w:ascii="Consolas" w:hAnsi="Consolas"/>
+          <w:color w:val="D4D4D4"/>
+          <w:sz w:val="21"/>
+          <w:szCs w:val="21"/>
+        </w:rPr>
+      </w:pPr>
+      <w:r>
+        <w:rPr>
+          <w:rFonts w:ascii="Consolas" w:hAnsi="Consolas"/>
+          <w:color w:val="D4D4D4"/>
+          <w:sz w:val="21"/>
+          <w:szCs w:val="21"/>
+        </w:rPr>
+        <w:t xml:space="preserve">  </w:t>
+      </w:r>
+      <w:r>
+        <w:rPr>
+          <w:rFonts w:ascii="Consolas" w:hAnsi="Consolas"/>
+          <w:color w:val="569CD6"/>
+          <w:sz w:val="21"/>
+          <w:szCs w:val="21"/>
+        </w:rPr>
+        <w:t>async</w:t>
+      </w:r>
+      <w:r>
+        <w:rPr>
+          <w:rFonts w:ascii="Consolas" w:hAnsi="Consolas"/>
+          <w:color w:val="D4D4D4"/>
+          <w:sz w:val="21"/>
+          <w:szCs w:val="21"/>
+        </w:rPr>
+        <w:t xml:space="preserve"> </w:t>
+      </w:r>
+      <w:r>
+        <w:rPr>
+          <w:rFonts w:ascii="Consolas" w:hAnsi="Consolas"/>
+          <w:color w:val="569CD6"/>
+          <w:sz w:val="21"/>
+          <w:szCs w:val="21"/>
+        </w:rPr>
+        <w:t>def</w:t>
+      </w:r>
+      <w:r>
+        <w:rPr>
+          <w:rFonts w:ascii="Consolas" w:hAnsi="Consolas"/>
+          <w:color w:val="D4D4D4"/>
+          <w:sz w:val="21"/>
+          <w:szCs w:val="21"/>
+        </w:rPr>
+        <w:t xml:space="preserve"> </w:t>
+      </w:r>
+      <w:r>
+        <w:rPr>
+          <w:rFonts w:ascii="Consolas" w:hAnsi="Consolas"/>
+          <w:color w:val="DCDCAA"/>
+          <w:sz w:val="21"/>
+          <w:szCs w:val="21"/>
+        </w:rPr>
+        <w:t>broadcast</w:t>
+      </w:r>
+      <w:r>
+        <w:rPr>
+          <w:rFonts w:ascii="Consolas" w:hAnsi="Consolas"/>
+          <w:color w:val="D4D4D4"/>
+          <w:sz w:val="21"/>
+          <w:szCs w:val="21"/>
+        </w:rPr>
+        <w:t>(</w:t>
+      </w:r>
+      <w:r>
+        <w:rPr>
+          <w:rFonts w:ascii="Consolas" w:hAnsi="Consolas"/>
+          <w:color w:val="9CDCFE"/>
+          <w:sz w:val="21"/>
+          <w:szCs w:val="21"/>
+        </w:rPr>
+        <w:t>self</w:t>
+      </w:r>
+      <w:r>
+        <w:rPr>
+          <w:rFonts w:ascii="Consolas" w:hAnsi="Consolas"/>
+          <w:color w:val="D4D4D4"/>
+          <w:sz w:val="21"/>
+          <w:szCs w:val="21"/>
+        </w:rPr>
+        <w:t xml:space="preserve">, </w:t>
+      </w:r>
+      <w:r>
+        <w:rPr>
+          <w:rFonts w:ascii="Consolas" w:hAnsi="Consolas"/>
+          <w:color w:val="9CDCFE"/>
+          <w:sz w:val="21"/>
+          <w:szCs w:val="21"/>
+        </w:rPr>
+        <w:t>message</w:t>
+      </w:r>
+      <w:r>
+        <w:rPr>
+          <w:rFonts w:ascii="Consolas" w:hAnsi="Consolas"/>
+          <w:color w:val="D4D4D4"/>
+          <w:sz w:val="21"/>
+          <w:szCs w:val="21"/>
+        </w:rPr>
+        <w:t xml:space="preserve">: </w:t>
+      </w:r>
+      <w:r>
+        <w:rPr>
+          <w:rFonts w:ascii="Consolas" w:hAnsi="Consolas"/>
+          <w:color w:val="4EC9B0"/>
+          <w:sz w:val="21"/>
+          <w:szCs w:val="21"/>
+        </w:rPr>
+        <w:t>str</w:t>
+      </w:r>
+      <w:r>
+        <w:rPr>
+          <w:rFonts w:ascii="Consolas" w:hAnsi="Consolas"/>
+          <w:color w:val="D4D4D4"/>
+          <w:sz w:val="21"/>
+          <w:szCs w:val="21"/>
+        </w:rPr>
+        <w:t>):</w:t>
+      </w:r>
+    </w:p>
+    <w:p>
+      <w:pPr>
+        <w:shd w:val="clear" w:color="auto" w:fill="1E1E1E"/>
+        <w:spacing w:line="285" w:lineRule="atLeast"/>
+        <w:rPr>
+          <w:rFonts w:ascii="Consolas" w:hAnsi="Consolas"/>
+          <w:color w:val="D4D4D4"/>
+          <w:sz w:val="21"/>
+          <w:szCs w:val="21"/>
+        </w:rPr>
+      </w:pPr>
+      <w:r>
+        <w:rPr>
+          <w:rFonts w:ascii="Consolas" w:hAnsi="Consolas"/>
+          <w:color w:val="D4D4D4"/>
+          <w:sz w:val="21"/>
+          <w:szCs w:val="21"/>
+        </w:rPr>
+        <w:t xml:space="preserve">    </w:t>
+      </w:r>
+      <w:r>
+        <w:rPr>
+          <w:rFonts w:ascii="Consolas" w:hAnsi="Consolas"/>
+          <w:color w:val="C586C0"/>
+          <w:sz w:val="21"/>
+          <w:szCs w:val="21"/>
+        </w:rPr>
+        <w:t>for</w:t>
+      </w:r>
+      <w:r>
+        <w:rPr>
+          <w:rFonts w:ascii="Consolas" w:hAnsi="Consolas"/>
+          <w:color w:val="D4D4D4"/>
+          <w:sz w:val="21"/>
+          <w:szCs w:val="21"/>
+        </w:rPr>
+        <w:t xml:space="preserve"> connection </w:t>
+      </w:r>
+      <w:r>
+        <w:rPr>
+          <w:rFonts w:ascii="Consolas" w:hAnsi="Consolas"/>
+          <w:color w:val="C586C0"/>
+          <w:sz w:val="21"/>
+          <w:szCs w:val="21"/>
+        </w:rPr>
+        <w:t>in</w:t>
+      </w:r>
+      <w:r>
+        <w:rPr>
+          <w:rFonts w:ascii="Consolas" w:hAnsi="Consolas"/>
+          <w:color w:val="D4D4D4"/>
+          <w:sz w:val="21"/>
+          <w:szCs w:val="21"/>
+        </w:rPr>
+        <w:t xml:space="preserve"> </w:t>
+      </w:r>
+      <w:r>
+        <w:rPr>
+          <w:rFonts w:ascii="Consolas" w:hAnsi="Consolas"/>
+          <w:color w:val="569CD6"/>
+          <w:sz w:val="21"/>
+          <w:szCs w:val="21"/>
+        </w:rPr>
+        <w:t>self</w:t>
+      </w:r>
+      <w:r>
+        <w:rPr>
+          <w:rFonts w:ascii="Consolas" w:hAnsi="Consolas"/>
+          <w:color w:val="D4D4D4"/>
+          <w:sz w:val="21"/>
+          <w:szCs w:val="21"/>
+        </w:rPr>
+        <w:t>.active_connections:</w:t>
+      </w:r>
+    </w:p>
+    <w:p>
+      <w:pPr>
+        <w:shd w:val="clear" w:color="auto" w:fill="1E1E1E"/>
+        <w:spacing w:line="285" w:lineRule="atLeast"/>
+        <w:rPr>
+          <w:rFonts w:ascii="Consolas" w:hAnsi="Consolas"/>
+          <w:color w:val="D4D4D4"/>
+          <w:sz w:val="21"/>
+          <w:szCs w:val="21"/>
+        </w:rPr>
+      </w:pPr>
+      <w:r>
+        <w:rPr>
+          <w:rFonts w:ascii="Consolas" w:hAnsi="Consolas"/>
+          <w:color w:val="D4D4D4"/>
+          <w:sz w:val="21"/>
+          <w:szCs w:val="21"/>
+        </w:rPr>
+        <w:t xml:space="preserve">      </w:t>
+      </w:r>
+      <w:r>
+        <w:rPr>
+          <w:rFonts w:ascii="Consolas" w:hAnsi="Consolas"/>
+          <w:color w:val="C586C0"/>
+          <w:sz w:val="21"/>
+          <w:szCs w:val="21"/>
+        </w:rPr>
+        <w:t>try</w:t>
+      </w:r>
+      <w:r>
+        <w:rPr>
+          <w:rFonts w:ascii="Consolas" w:hAnsi="Consolas"/>
+          <w:color w:val="D4D4D4"/>
+          <w:sz w:val="21"/>
+          <w:szCs w:val="21"/>
+        </w:rPr>
+        <w:t>:</w:t>
+      </w:r>
+    </w:p>
+    <w:p>
+      <w:pPr>
+        <w:shd w:val="clear" w:color="auto" w:fill="1E1E1E"/>
+        <w:spacing w:line="285" w:lineRule="atLeast"/>
+        <w:rPr>
+          <w:rFonts w:ascii="Consolas" w:hAnsi="Consolas"/>
+          <w:color w:val="D4D4D4"/>
+          <w:sz w:val="21"/>
+          <w:szCs w:val="21"/>
+        </w:rPr>
+      </w:pPr>
+      <w:r>
+        <w:rPr>
+          <w:rFonts w:ascii="Consolas" w:hAnsi="Consolas"/>
+          <w:color w:val="D4D4D4"/>
+          <w:sz w:val="21"/>
+          <w:szCs w:val="21"/>
+        </w:rPr>
+        <w:t xml:space="preserve">        </w:t>
+      </w:r>
+      <w:r>
+        <w:rPr>
+          <w:rFonts w:ascii="Consolas" w:hAnsi="Consolas"/>
+          <w:color w:val="C586C0"/>
+          <w:sz w:val="21"/>
+          <w:szCs w:val="21"/>
+        </w:rPr>
+        <w:t>await</w:t>
+      </w:r>
+      <w:r>
+        <w:rPr>
+          <w:rFonts w:ascii="Consolas" w:hAnsi="Consolas"/>
+          <w:color w:val="D4D4D4"/>
+          <w:sz w:val="21"/>
+          <w:szCs w:val="21"/>
+        </w:rPr>
+        <w:t xml:space="preserve"> connection.send_text(message)</w:t>
+      </w:r>
+    </w:p>
+    <w:p>
+      <w:pPr>
+        <w:shd w:val="clear" w:color="auto" w:fill="1E1E1E"/>
+        <w:spacing w:line="285" w:lineRule="atLeast"/>
+        <w:rPr>
+          <w:rFonts w:ascii="Consolas" w:hAnsi="Consolas"/>
+          <w:color w:val="D4D4D4"/>
+          <w:sz w:val="21"/>
+          <w:szCs w:val="21"/>
+        </w:rPr>
+      </w:pPr>
+      <w:r>
+        <w:rPr>
+          <w:rFonts w:ascii="Consolas" w:hAnsi="Consolas"/>
+          <w:color w:val="D4D4D4"/>
+          <w:sz w:val="21"/>
+          <w:szCs w:val="21"/>
+        </w:rPr>
+        <w:t xml:space="preserve">      </w:t>
+      </w:r>
+      <w:r>
+        <w:rPr>
+          <w:rFonts w:ascii="Consolas" w:hAnsi="Consolas"/>
+          <w:color w:val="C586C0"/>
+          <w:sz w:val="21"/>
+          <w:szCs w:val="21"/>
+        </w:rPr>
+        <w:t>except</w:t>
+      </w:r>
+      <w:r>
+        <w:rPr>
+          <w:rFonts w:ascii="Consolas" w:hAnsi="Consolas"/>
+          <w:color w:val="D4D4D4"/>
+          <w:sz w:val="21"/>
+          <w:szCs w:val="21"/>
+        </w:rPr>
+        <w:t xml:space="preserve">(WebSocketDisconnect, </w:t>
+      </w:r>
+      <w:r>
+        <w:rPr>
+          <w:rFonts w:ascii="Consolas" w:hAnsi="Consolas"/>
+          <w:color w:val="4EC9B0"/>
+          <w:sz w:val="21"/>
+          <w:szCs w:val="21"/>
+        </w:rPr>
+        <w:t>RuntimeError</w:t>
+      </w:r>
+      <w:r>
+        <w:rPr>
+          <w:rFonts w:ascii="Consolas" w:hAnsi="Consolas"/>
+          <w:color w:val="D4D4D4"/>
+          <w:sz w:val="21"/>
+          <w:szCs w:val="21"/>
+        </w:rPr>
+        <w:t>):</w:t>
+      </w:r>
+    </w:p>
+    <w:p>
+      <w:pPr>
+        <w:shd w:val="clear" w:color="auto" w:fill="1E1E1E"/>
+        <w:spacing w:line="285" w:lineRule="atLeast"/>
+        <w:rPr>
+          <w:rFonts w:ascii="Consolas" w:hAnsi="Consolas"/>
+          <w:color w:val="D4D4D4"/>
+          <w:sz w:val="21"/>
+          <w:szCs w:val="21"/>
+        </w:rPr>
+      </w:pPr>
+      <w:r>
+        <w:rPr>
+          <w:rFonts w:ascii="Consolas" w:hAnsi="Consolas"/>
+          <w:color w:val="D4D4D4"/>
+          <w:sz w:val="21"/>
+          <w:szCs w:val="21"/>
+        </w:rPr>
+        <w:t xml:space="preserve">        </w:t>
+      </w:r>
+      <w:r>
+        <w:rPr>
+          <w:rFonts w:ascii="Consolas" w:hAnsi="Consolas"/>
+          <w:color w:val="C586C0"/>
+          <w:sz w:val="21"/>
+          <w:szCs w:val="21"/>
+        </w:rPr>
+        <w:t>await</w:t>
+      </w:r>
+      <w:r>
+        <w:rPr>
+          <w:rFonts w:ascii="Consolas" w:hAnsi="Consolas"/>
+          <w:color w:val="D4D4D4"/>
+          <w:sz w:val="21"/>
+          <w:szCs w:val="21"/>
+        </w:rPr>
+        <w:t xml:space="preserve"> </w:t>
+      </w:r>
+      <w:r>
+        <w:rPr>
+          <w:rFonts w:ascii="Consolas" w:hAnsi="Consolas"/>
+          <w:color w:val="569CD6"/>
+          <w:sz w:val="21"/>
+          <w:szCs w:val="21"/>
+        </w:rPr>
+        <w:t>self</w:t>
+      </w:r>
+      <w:r>
+        <w:rPr>
+          <w:rFonts w:ascii="Consolas" w:hAnsi="Consolas"/>
+          <w:color w:val="D4D4D4"/>
+          <w:sz w:val="21"/>
+          <w:szCs w:val="21"/>
+        </w:rPr>
+        <w:t>.disconnect(connection)</w:t>
+      </w:r>
+    </w:p>
+    <w:p>
+      <w:pPr>
+        <w:shd w:val="clear" w:color="auto" w:fill="1E1E1E"/>
+        <w:spacing w:line="285" w:lineRule="atLeast"/>
+        <w:rPr>
+          <w:rFonts w:ascii="Consolas" w:hAnsi="Consolas"/>
+          <w:color w:val="D4D4D4"/>
+          <w:sz w:val="21"/>
+          <w:szCs w:val="21"/>
+        </w:rPr>
+      </w:pPr>
+    </w:p>
+    <w:p>
+      <w:pPr>
+        <w:shd w:val="clear" w:color="auto" w:fill="1E1E1E"/>
+        <w:spacing w:line="285" w:lineRule="atLeast"/>
+        <w:rPr>
+          <w:rFonts w:ascii="Consolas" w:hAnsi="Consolas"/>
+          <w:color w:val="D4D4D4"/>
+          <w:sz w:val="21"/>
+          <w:szCs w:val="21"/>
+        </w:rPr>
+      </w:pPr>
+      <w:r>
+        <w:rPr>
+          <w:rFonts w:ascii="Consolas" w:hAnsi="Consolas"/>
+          <w:color w:val="D4D4D4"/>
+          <w:sz w:val="21"/>
+          <w:szCs w:val="21"/>
+        </w:rPr>
+        <w:t>manager = ConnectionManager()</w:t>
+      </w:r>
+    </w:p>
+    <w:p>
+      <w:pPr>
+        <w:shd w:val="clear" w:color="auto" w:fill="1E1E1E"/>
+        <w:spacing w:line="285" w:lineRule="atLeast"/>
+        <w:rPr>
+          <w:rFonts w:ascii="Consolas" w:hAnsi="Consolas"/>
+          <w:color w:val="D4D4D4"/>
+          <w:sz w:val="21"/>
+          <w:szCs w:val="21"/>
+        </w:rPr>
+      </w:pPr>
+    </w:p>
+    <w:p>
+      <w:pPr>
+        <w:shd w:val="clear" w:color="auto" w:fill="1E1E1E"/>
+        <w:spacing w:line="285" w:lineRule="atLeast"/>
+        <w:rPr>
+          <w:rFonts w:ascii="Consolas" w:hAnsi="Consolas"/>
+          <w:color w:val="D4D4D4"/>
+          <w:sz w:val="21"/>
+          <w:szCs w:val="21"/>
+        </w:rPr>
+      </w:pPr>
+      <w:r>
+        <w:rPr>
+          <w:rFonts w:ascii="Consolas" w:hAnsi="Consolas"/>
+          <w:color w:val="DCDCAA"/>
+          <w:sz w:val="21"/>
+          <w:szCs w:val="21"/>
+        </w:rPr>
+        <w:t>@app.get</w:t>
+      </w:r>
+      <w:r>
+        <w:rPr>
+          <w:rFonts w:ascii="Consolas" w:hAnsi="Consolas"/>
+          <w:color w:val="D4D4D4"/>
+          <w:sz w:val="21"/>
+          <w:szCs w:val="21"/>
+        </w:rPr>
+        <w:t>(</w:t>
+      </w:r>
+      <w:r>
+        <w:rPr>
+          <w:rFonts w:ascii="Consolas" w:hAnsi="Consolas"/>
+          <w:color w:val="CE9178"/>
+          <w:sz w:val="21"/>
+          <w:szCs w:val="21"/>
+        </w:rPr>
+        <w:t>"/"</w:t>
+      </w:r>
+      <w:r>
+        <w:rPr>
+          <w:rFonts w:ascii="Consolas" w:hAnsi="Consolas"/>
+          <w:color w:val="D4D4D4"/>
+          <w:sz w:val="21"/>
+          <w:szCs w:val="21"/>
+        </w:rPr>
+        <w:t>)</w:t>
+      </w:r>
+    </w:p>
+    <w:p>
+      <w:pPr>
+        <w:shd w:val="clear" w:color="auto" w:fill="1E1E1E"/>
+        <w:spacing w:line="285" w:lineRule="atLeast"/>
+        <w:rPr>
+          <w:rFonts w:ascii="Consolas" w:hAnsi="Consolas"/>
+          <w:color w:val="D4D4D4"/>
+          <w:sz w:val="21"/>
+          <w:szCs w:val="21"/>
+        </w:rPr>
+      </w:pPr>
+      <w:r>
+        <w:rPr>
+          <w:rFonts w:ascii="Consolas" w:hAnsi="Consolas"/>
+          <w:color w:val="569CD6"/>
+          <w:sz w:val="21"/>
+          <w:szCs w:val="21"/>
+        </w:rPr>
+        <w:t>async</w:t>
+      </w:r>
+      <w:r>
+        <w:rPr>
+          <w:rFonts w:ascii="Consolas" w:hAnsi="Consolas"/>
+          <w:color w:val="D4D4D4"/>
+          <w:sz w:val="21"/>
+          <w:szCs w:val="21"/>
+        </w:rPr>
+        <w:t xml:space="preserve"> </w:t>
+      </w:r>
+      <w:r>
+        <w:rPr>
+          <w:rFonts w:ascii="Consolas" w:hAnsi="Consolas"/>
+          <w:color w:val="569CD6"/>
+          <w:sz w:val="21"/>
+          <w:szCs w:val="21"/>
+        </w:rPr>
+        <w:t>def</w:t>
+      </w:r>
+      <w:r>
+        <w:rPr>
+          <w:rFonts w:ascii="Consolas" w:hAnsi="Consolas"/>
+          <w:color w:val="D4D4D4"/>
+          <w:sz w:val="21"/>
+          <w:szCs w:val="21"/>
+        </w:rPr>
+        <w:t xml:space="preserve"> </w:t>
+      </w:r>
+      <w:r>
+        <w:rPr>
+          <w:rFonts w:ascii="Consolas" w:hAnsi="Consolas"/>
+          <w:color w:val="DCDCAA"/>
+          <w:sz w:val="21"/>
+          <w:szCs w:val="21"/>
+        </w:rPr>
+        <w:t>home</w:t>
+      </w:r>
+      <w:r>
+        <w:rPr>
+          <w:rFonts w:ascii="Consolas" w:hAnsi="Consolas"/>
+          <w:color w:val="D4D4D4"/>
+          <w:sz w:val="21"/>
+          <w:szCs w:val="21"/>
+        </w:rPr>
+        <w:t>():</w:t>
+      </w:r>
+    </w:p>
+    <w:p>
+      <w:pPr>
+        <w:shd w:val="clear" w:color="auto" w:fill="1E1E1E"/>
+        <w:spacing w:line="285" w:lineRule="atLeast"/>
+        <w:rPr>
+          <w:rFonts w:ascii="Consolas" w:hAnsi="Consolas"/>
+          <w:color w:val="D4D4D4"/>
+          <w:sz w:val="21"/>
+          <w:szCs w:val="21"/>
+        </w:rPr>
+      </w:pPr>
+      <w:r>
+        <w:rPr>
+          <w:rFonts w:ascii="Consolas" w:hAnsi="Consolas"/>
+          <w:color w:val="D4D4D4"/>
+          <w:sz w:val="21"/>
+          <w:szCs w:val="21"/>
+        </w:rPr>
+        <w:t xml:space="preserve">    </w:t>
+      </w:r>
+      <w:r>
+        <w:rPr>
+          <w:rFonts w:ascii="Consolas" w:hAnsi="Consolas"/>
+          <w:color w:val="C586C0"/>
+          <w:sz w:val="21"/>
+          <w:szCs w:val="21"/>
+        </w:rPr>
+        <w:t>return</w:t>
+      </w:r>
+      <w:r>
+        <w:rPr>
+          <w:rFonts w:ascii="Consolas" w:hAnsi="Consolas"/>
+          <w:color w:val="D4D4D4"/>
+          <w:sz w:val="21"/>
+          <w:szCs w:val="21"/>
+        </w:rPr>
+        <w:t xml:space="preserve"> HTMLResponse(html)</w:t>
+      </w:r>
+    </w:p>
+    <w:p>
+      <w:pPr>
+        <w:shd w:val="clear" w:color="auto" w:fill="1E1E1E"/>
+        <w:spacing w:line="285" w:lineRule="atLeast"/>
+        <w:rPr>
+          <w:rFonts w:ascii="Consolas" w:hAnsi="Consolas"/>
+          <w:color w:val="D4D4D4"/>
+          <w:sz w:val="21"/>
+          <w:szCs w:val="21"/>
+        </w:rPr>
+      </w:pPr>
+    </w:p>
+    <w:p>
+      <w:pPr>
+        <w:shd w:val="clear" w:color="auto" w:fill="1E1E1E"/>
+        <w:spacing w:line="285" w:lineRule="atLeast"/>
+        <w:rPr>
+          <w:rFonts w:ascii="Consolas" w:hAnsi="Consolas"/>
+          <w:color w:val="D4D4D4"/>
+          <w:sz w:val="21"/>
+          <w:szCs w:val="21"/>
+        </w:rPr>
+      </w:pPr>
+      <w:r>
+        <w:rPr>
+          <w:rFonts w:ascii="Consolas" w:hAnsi="Consolas"/>
+          <w:color w:val="DCDCAA"/>
+          <w:sz w:val="21"/>
+          <w:szCs w:val="21"/>
+        </w:rPr>
+        <w:t>@app.websocket</w:t>
+      </w:r>
+      <w:r>
+        <w:rPr>
+          <w:rFonts w:ascii="Consolas" w:hAnsi="Consolas"/>
+          <w:color w:val="D4D4D4"/>
+          <w:sz w:val="21"/>
+          <w:szCs w:val="21"/>
+        </w:rPr>
+        <w:t>(</w:t>
+      </w:r>
+      <w:r>
+        <w:rPr>
+          <w:rFonts w:ascii="Consolas" w:hAnsi="Consolas"/>
+          <w:color w:val="CE9178"/>
+          <w:sz w:val="21"/>
+          <w:szCs w:val="21"/>
+        </w:rPr>
+        <w:t>"/ws/</w:t>
+      </w:r>
+      <w:r>
+        <w:rPr>
+          <w:rFonts w:ascii="Consolas" w:hAnsi="Consolas"/>
+          <w:color w:val="569CD6"/>
+          <w:sz w:val="21"/>
+          <w:szCs w:val="21"/>
+        </w:rPr>
+        <w:t>{client_id}</w:t>
+      </w:r>
+      <w:r>
+        <w:rPr>
+          <w:rFonts w:ascii="Consolas" w:hAnsi="Consolas"/>
+          <w:color w:val="CE9178"/>
+          <w:sz w:val="21"/>
+          <w:szCs w:val="21"/>
+        </w:rPr>
+        <w:t>"</w:t>
+      </w:r>
+      <w:r>
+        <w:rPr>
+          <w:rFonts w:ascii="Consolas" w:hAnsi="Consolas"/>
+          <w:color w:val="D4D4D4"/>
+          <w:sz w:val="21"/>
+          <w:szCs w:val="21"/>
+        </w:rPr>
+        <w:t>)</w:t>
+      </w:r>
+    </w:p>
+    <w:p>
+      <w:pPr>
+        <w:shd w:val="clear" w:color="auto" w:fill="1E1E1E"/>
+        <w:spacing w:line="285" w:lineRule="atLeast"/>
+        <w:rPr>
+          <w:rFonts w:ascii="Consolas" w:hAnsi="Consolas"/>
+          <w:color w:val="D4D4D4"/>
+          <w:sz w:val="21"/>
+          <w:szCs w:val="21"/>
+        </w:rPr>
+      </w:pPr>
+      <w:r>
+        <w:rPr>
+          <w:rFonts w:ascii="Consolas" w:hAnsi="Consolas"/>
+          <w:color w:val="569CD6"/>
+          <w:sz w:val="21"/>
+          <w:szCs w:val="21"/>
+        </w:rPr>
+        <w:t>async</w:t>
+      </w:r>
+      <w:r>
+        <w:rPr>
+          <w:rFonts w:ascii="Consolas" w:hAnsi="Consolas"/>
+          <w:color w:val="D4D4D4"/>
+          <w:sz w:val="21"/>
+          <w:szCs w:val="21"/>
+        </w:rPr>
+        <w:t xml:space="preserve"> </w:t>
+      </w:r>
+      <w:r>
+        <w:rPr>
+          <w:rFonts w:ascii="Consolas" w:hAnsi="Consolas"/>
+          <w:color w:val="569CD6"/>
+          <w:sz w:val="21"/>
+          <w:szCs w:val="21"/>
+        </w:rPr>
+        <w:t>def</w:t>
+      </w:r>
+      <w:r>
+        <w:rPr>
+          <w:rFonts w:ascii="Consolas" w:hAnsi="Consolas"/>
+          <w:color w:val="D4D4D4"/>
+          <w:sz w:val="21"/>
+          <w:szCs w:val="21"/>
+        </w:rPr>
+        <w:t xml:space="preserve"> </w:t>
+      </w:r>
+      <w:r>
+        <w:rPr>
+          <w:rFonts w:ascii="Consolas" w:hAnsi="Consolas"/>
+          <w:color w:val="DCDCAA"/>
+          <w:sz w:val="21"/>
+          <w:szCs w:val="21"/>
+        </w:rPr>
+        <w:t>websocket_endpoint</w:t>
+      </w:r>
+      <w:r>
+        <w:rPr>
+          <w:rFonts w:ascii="Consolas" w:hAnsi="Consolas"/>
+          <w:color w:val="D4D4D4"/>
+          <w:sz w:val="21"/>
+          <w:szCs w:val="21"/>
+        </w:rPr>
+        <w:t>(</w:t>
+      </w:r>
+      <w:r>
+        <w:rPr>
+          <w:rFonts w:ascii="Consolas" w:hAnsi="Consolas"/>
+          <w:color w:val="9CDCFE"/>
+          <w:sz w:val="21"/>
+          <w:szCs w:val="21"/>
+        </w:rPr>
+        <w:t>websocket</w:t>
+      </w:r>
+      <w:r>
+        <w:rPr>
+          <w:rFonts w:ascii="Consolas" w:hAnsi="Consolas"/>
+          <w:color w:val="D4D4D4"/>
+          <w:sz w:val="21"/>
+          <w:szCs w:val="21"/>
+        </w:rPr>
+        <w:t xml:space="preserve">: </w:t>
+      </w:r>
+      <w:r>
+        <w:rPr>
+          <w:rFonts w:ascii="Consolas" w:hAnsi="Consolas"/>
+          <w:color w:val="4EC9B0"/>
+          <w:sz w:val="21"/>
+          <w:szCs w:val="21"/>
+        </w:rPr>
+        <w:t>WebSocket</w:t>
+      </w:r>
+      <w:r>
+        <w:rPr>
+          <w:rFonts w:ascii="Consolas" w:hAnsi="Consolas"/>
+          <w:color w:val="D4D4D4"/>
+          <w:sz w:val="21"/>
+          <w:szCs w:val="21"/>
+        </w:rPr>
+        <w:t xml:space="preserve">, </w:t>
+      </w:r>
+      <w:r>
+        <w:rPr>
+          <w:rFonts w:ascii="Consolas" w:hAnsi="Consolas"/>
+          <w:color w:val="9CDCFE"/>
+          <w:sz w:val="21"/>
+          <w:szCs w:val="21"/>
+        </w:rPr>
+        <w:t>client_id</w:t>
+      </w:r>
+      <w:r>
+        <w:rPr>
+          <w:rFonts w:ascii="Consolas" w:hAnsi="Consolas"/>
+          <w:color w:val="D4D4D4"/>
+          <w:sz w:val="21"/>
+          <w:szCs w:val="21"/>
+        </w:rPr>
+        <w:t xml:space="preserve">: </w:t>
+      </w:r>
+      <w:r>
+        <w:rPr>
+          <w:rFonts w:ascii="Consolas" w:hAnsi="Consolas"/>
+          <w:color w:val="4EC9B0"/>
+          <w:sz w:val="21"/>
+          <w:szCs w:val="21"/>
+        </w:rPr>
+        <w:t>int</w:t>
+      </w:r>
+      <w:r>
+        <w:rPr>
+          <w:rFonts w:ascii="Consolas" w:hAnsi="Consolas"/>
+          <w:color w:val="D4D4D4"/>
+          <w:sz w:val="21"/>
+          <w:szCs w:val="21"/>
+        </w:rPr>
+        <w:t>):</w:t>
+      </w:r>
+    </w:p>
+    <w:p>
+      <w:pPr>
+        <w:shd w:val="clear" w:color="auto" w:fill="1E1E1E"/>
+        <w:spacing w:line="285" w:lineRule="atLeast"/>
+        <w:rPr>
+          <w:rFonts w:ascii="Consolas" w:hAnsi="Consolas"/>
+          <w:color w:val="D4D4D4"/>
+          <w:sz w:val="21"/>
+          <w:szCs w:val="21"/>
+        </w:rPr>
+      </w:pPr>
+      <w:r>
+        <w:rPr>
+          <w:rFonts w:ascii="Consolas" w:hAnsi="Consolas"/>
+          <w:color w:val="D4D4D4"/>
+          <w:sz w:val="21"/>
+          <w:szCs w:val="21"/>
+        </w:rPr>
+        <w:t xml:space="preserve">  </w:t>
+      </w:r>
+      <w:r>
+        <w:rPr>
+          <w:rFonts w:ascii="Consolas" w:hAnsi="Consolas"/>
+          <w:color w:val="C586C0"/>
+          <w:sz w:val="21"/>
+          <w:szCs w:val="21"/>
+        </w:rPr>
+        <w:t>await</w:t>
+      </w:r>
+      <w:r>
+        <w:rPr>
+          <w:rFonts w:ascii="Consolas" w:hAnsi="Consolas"/>
+          <w:color w:val="D4D4D4"/>
+          <w:sz w:val="21"/>
+          <w:szCs w:val="21"/>
+        </w:rPr>
+        <w:t xml:space="preserve"> manager.connect(websocket)</w:t>
+      </w:r>
+    </w:p>
+    <w:p>
+      <w:pPr>
+        <w:shd w:val="clear" w:color="auto" w:fill="1E1E1E"/>
+        <w:spacing w:line="285" w:lineRule="atLeast"/>
+        <w:rPr>
+          <w:rFonts w:ascii="Consolas" w:hAnsi="Consolas"/>
+          <w:color w:val="D4D4D4"/>
+          <w:sz w:val="21"/>
+          <w:szCs w:val="21"/>
+        </w:rPr>
+      </w:pPr>
+      <w:r>
+        <w:rPr>
+          <w:rFonts w:ascii="Consolas" w:hAnsi="Consolas"/>
+          <w:color w:val="D4D4D4"/>
+          <w:sz w:val="21"/>
+          <w:szCs w:val="21"/>
+        </w:rPr>
+        <w:t xml:space="preserve">  </w:t>
+      </w:r>
+      <w:r>
+        <w:rPr>
+          <w:rFonts w:ascii="Consolas" w:hAnsi="Consolas"/>
+          <w:color w:val="C586C0"/>
+          <w:sz w:val="21"/>
+          <w:szCs w:val="21"/>
+        </w:rPr>
+        <w:t>try</w:t>
+      </w:r>
+      <w:r>
+        <w:rPr>
+          <w:rFonts w:ascii="Consolas" w:hAnsi="Consolas"/>
+          <w:color w:val="D4D4D4"/>
+          <w:sz w:val="21"/>
+          <w:szCs w:val="21"/>
+        </w:rPr>
+        <w:t>:</w:t>
+      </w:r>
+    </w:p>
+    <w:p>
+      <w:pPr>
+        <w:shd w:val="clear" w:color="auto" w:fill="1E1E1E"/>
+        <w:spacing w:line="285" w:lineRule="atLeast"/>
+        <w:rPr>
+          <w:rFonts w:ascii="Consolas" w:hAnsi="Consolas"/>
+          <w:color w:val="D4D4D4"/>
+          <w:sz w:val="21"/>
+          <w:szCs w:val="21"/>
+        </w:rPr>
+      </w:pPr>
+      <w:r>
+        <w:rPr>
+          <w:rFonts w:ascii="Consolas" w:hAnsi="Consolas"/>
+          <w:color w:val="D4D4D4"/>
+          <w:sz w:val="21"/>
+          <w:szCs w:val="21"/>
+        </w:rPr>
+        <w:t xml:space="preserve">    </w:t>
+      </w:r>
+      <w:r>
+        <w:rPr>
+          <w:rFonts w:ascii="Consolas" w:hAnsi="Consolas"/>
+          <w:color w:val="C586C0"/>
+          <w:sz w:val="21"/>
+          <w:szCs w:val="21"/>
+        </w:rPr>
+        <w:t>while</w:t>
+      </w:r>
+      <w:r>
+        <w:rPr>
+          <w:rFonts w:ascii="Consolas" w:hAnsi="Consolas"/>
+          <w:color w:val="D4D4D4"/>
+          <w:sz w:val="21"/>
+          <w:szCs w:val="21"/>
+        </w:rPr>
+        <w:t xml:space="preserve"> </w:t>
+      </w:r>
+      <w:r>
+        <w:rPr>
+          <w:rFonts w:ascii="Consolas" w:hAnsi="Consolas"/>
+          <w:color w:val="569CD6"/>
+          <w:sz w:val="21"/>
+          <w:szCs w:val="21"/>
+        </w:rPr>
+        <w:t>True</w:t>
+      </w:r>
+      <w:r>
+        <w:rPr>
+          <w:rFonts w:ascii="Consolas" w:hAnsi="Consolas"/>
+          <w:color w:val="D4D4D4"/>
+          <w:sz w:val="21"/>
+          <w:szCs w:val="21"/>
+        </w:rPr>
+        <w:t>:</w:t>
+      </w:r>
+    </w:p>
+    <w:p>
+      <w:pPr>
+        <w:shd w:val="clear" w:color="auto" w:fill="1E1E1E"/>
+        <w:spacing w:line="285" w:lineRule="atLeast"/>
+        <w:rPr>
+          <w:rFonts w:ascii="Consolas" w:hAnsi="Consolas"/>
+          <w:color w:val="D4D4D4"/>
+          <w:sz w:val="21"/>
+          <w:szCs w:val="21"/>
+        </w:rPr>
+      </w:pPr>
+      <w:r>
+        <w:rPr>
+          <w:rFonts w:ascii="Consolas" w:hAnsi="Consolas"/>
+          <w:color w:val="D4D4D4"/>
+          <w:sz w:val="21"/>
+          <w:szCs w:val="21"/>
+        </w:rPr>
+        <w:t xml:space="preserve">      data = </w:t>
+      </w:r>
+      <w:r>
+        <w:rPr>
+          <w:rFonts w:ascii="Consolas" w:hAnsi="Consolas"/>
+          <w:color w:val="C586C0"/>
+          <w:sz w:val="21"/>
+          <w:szCs w:val="21"/>
+        </w:rPr>
+        <w:t>await</w:t>
+      </w:r>
+      <w:r>
+        <w:rPr>
+          <w:rFonts w:ascii="Consolas" w:hAnsi="Consolas"/>
+          <w:color w:val="D4D4D4"/>
+          <w:sz w:val="21"/>
+          <w:szCs w:val="21"/>
+        </w:rPr>
+        <w:t xml:space="preserve"> websocket.receive_text()</w:t>
+      </w:r>
+    </w:p>
+    <w:p>
+      <w:pPr>
+        <w:shd w:val="clear" w:color="auto" w:fill="1E1E1E"/>
+        <w:spacing w:line="285" w:lineRule="atLeast"/>
+        <w:rPr>
+          <w:rFonts w:ascii="Consolas" w:hAnsi="Consolas"/>
+          <w:color w:val="D4D4D4"/>
+          <w:sz w:val="21"/>
+          <w:szCs w:val="21"/>
+        </w:rPr>
+      </w:pPr>
+      <w:r>
+        <w:rPr>
+          <w:rFonts w:ascii="Consolas" w:hAnsi="Consolas"/>
+          <w:color w:val="D4D4D4"/>
+          <w:sz w:val="21"/>
+          <w:szCs w:val="21"/>
+        </w:rPr>
+        <w:t xml:space="preserve">      </w:t>
+      </w:r>
+      <w:r>
+        <w:rPr>
+          <w:rFonts w:ascii="Consolas" w:hAnsi="Consolas"/>
+          <w:color w:val="C586C0"/>
+          <w:sz w:val="21"/>
+          <w:szCs w:val="21"/>
+        </w:rPr>
+        <w:t>await</w:t>
+      </w:r>
+      <w:r>
+        <w:rPr>
+          <w:rFonts w:ascii="Consolas" w:hAnsi="Consolas"/>
+          <w:color w:val="D4D4D4"/>
+          <w:sz w:val="21"/>
+          <w:szCs w:val="21"/>
+        </w:rPr>
+        <w:t xml:space="preserve"> manager.send_personal_message(</w:t>
+      </w:r>
+      <w:r>
+        <w:rPr>
+          <w:rFonts w:ascii="Consolas" w:hAnsi="Consolas"/>
+          <w:color w:val="569CD6"/>
+          <w:sz w:val="21"/>
+          <w:szCs w:val="21"/>
+        </w:rPr>
+        <w:t>f</w:t>
+      </w:r>
+      <w:r>
+        <w:rPr>
+          <w:rFonts w:ascii="Consolas" w:hAnsi="Consolas"/>
+          <w:color w:val="CE9178"/>
+          <w:sz w:val="21"/>
+          <w:szCs w:val="21"/>
+        </w:rPr>
+        <w:t xml:space="preserve">"You wrote: </w:t>
+      </w:r>
+      <w:r>
+        <w:rPr>
+          <w:rFonts w:ascii="Consolas" w:hAnsi="Consolas"/>
+          <w:color w:val="569CD6"/>
+          <w:sz w:val="21"/>
+          <w:szCs w:val="21"/>
+        </w:rPr>
+        <w:t>{</w:t>
+      </w:r>
+      <w:r>
+        <w:rPr>
+          <w:rFonts w:ascii="Consolas" w:hAnsi="Consolas"/>
+          <w:color w:val="D4D4D4"/>
+          <w:sz w:val="21"/>
+          <w:szCs w:val="21"/>
+        </w:rPr>
+        <w:t>data</w:t>
+      </w:r>
+      <w:r>
+        <w:rPr>
+          <w:rFonts w:ascii="Consolas" w:hAnsi="Consolas"/>
+          <w:color w:val="569CD6"/>
+          <w:sz w:val="21"/>
+          <w:szCs w:val="21"/>
+        </w:rPr>
+        <w:t>}</w:t>
+      </w:r>
+      <w:r>
+        <w:rPr>
+          <w:rFonts w:ascii="Consolas" w:hAnsi="Consolas"/>
+          <w:color w:val="CE9178"/>
+          <w:sz w:val="21"/>
+          <w:szCs w:val="21"/>
+        </w:rPr>
+        <w:t>"</w:t>
+      </w:r>
+      <w:r>
+        <w:rPr>
+          <w:rFonts w:ascii="Consolas" w:hAnsi="Consolas"/>
+          <w:color w:val="D4D4D4"/>
+          <w:sz w:val="21"/>
+          <w:szCs w:val="21"/>
+        </w:rPr>
+        <w:t>, websocket)</w:t>
+      </w:r>
+    </w:p>
+    <w:p>
+      <w:pPr>
+        <w:shd w:val="clear" w:color="auto" w:fill="1E1E1E"/>
+        <w:spacing w:line="285" w:lineRule="atLeast"/>
+        <w:rPr>
+          <w:rFonts w:ascii="Consolas" w:hAnsi="Consolas"/>
+          <w:color w:val="D4D4D4"/>
+          <w:sz w:val="21"/>
+          <w:szCs w:val="21"/>
+        </w:rPr>
+      </w:pPr>
+      <w:r>
+        <w:rPr>
+          <w:rFonts w:ascii="Consolas" w:hAnsi="Consolas"/>
+          <w:color w:val="D4D4D4"/>
+          <w:sz w:val="21"/>
+          <w:szCs w:val="21"/>
+        </w:rPr>
+        <w:t xml:space="preserve">      </w:t>
+      </w:r>
+      <w:r>
+        <w:rPr>
+          <w:rFonts w:ascii="Consolas" w:hAnsi="Consolas"/>
+          <w:color w:val="C586C0"/>
+          <w:sz w:val="21"/>
+          <w:szCs w:val="21"/>
+        </w:rPr>
+        <w:t>await</w:t>
+      </w:r>
+      <w:r>
+        <w:rPr>
+          <w:rFonts w:ascii="Consolas" w:hAnsi="Consolas"/>
+          <w:color w:val="D4D4D4"/>
+          <w:sz w:val="21"/>
+          <w:szCs w:val="21"/>
+        </w:rPr>
+        <w:t xml:space="preserve"> manager.broadcast(</w:t>
+      </w:r>
+      <w:r>
+        <w:rPr>
+          <w:rFonts w:ascii="Consolas" w:hAnsi="Consolas"/>
+          <w:color w:val="569CD6"/>
+          <w:sz w:val="21"/>
+          <w:szCs w:val="21"/>
+        </w:rPr>
+        <w:t>f</w:t>
+      </w:r>
+      <w:r>
+        <w:rPr>
+          <w:rFonts w:ascii="Consolas" w:hAnsi="Consolas"/>
+          <w:color w:val="CE9178"/>
+          <w:sz w:val="21"/>
+          <w:szCs w:val="21"/>
+        </w:rPr>
+        <w:t>"Client #</w:t>
+      </w:r>
+      <w:r>
+        <w:rPr>
+          <w:rFonts w:ascii="Consolas" w:hAnsi="Consolas"/>
+          <w:color w:val="569CD6"/>
+          <w:sz w:val="21"/>
+          <w:szCs w:val="21"/>
+        </w:rPr>
+        <w:t>{</w:t>
+      </w:r>
+      <w:r>
+        <w:rPr>
+          <w:rFonts w:ascii="Consolas" w:hAnsi="Consolas"/>
+          <w:color w:val="D4D4D4"/>
+          <w:sz w:val="21"/>
+          <w:szCs w:val="21"/>
+        </w:rPr>
+        <w:t>client_id</w:t>
+      </w:r>
+      <w:r>
+        <w:rPr>
+          <w:rFonts w:ascii="Consolas" w:hAnsi="Consolas"/>
+          <w:color w:val="569CD6"/>
+          <w:sz w:val="21"/>
+          <w:szCs w:val="21"/>
+        </w:rPr>
+        <w:t>}</w:t>
+      </w:r>
+      <w:r>
+        <w:rPr>
+          <w:rFonts w:ascii="Consolas" w:hAnsi="Consolas"/>
+          <w:color w:val="CE9178"/>
+          <w:sz w:val="21"/>
+          <w:szCs w:val="21"/>
+        </w:rPr>
+        <w:t xml:space="preserve"> says: </w:t>
+      </w:r>
+      <w:r>
+        <w:rPr>
+          <w:rFonts w:ascii="Consolas" w:hAnsi="Consolas"/>
+          <w:color w:val="569CD6"/>
+          <w:sz w:val="21"/>
+          <w:szCs w:val="21"/>
+        </w:rPr>
+        <w:t>{</w:t>
+      </w:r>
+      <w:r>
+        <w:rPr>
+          <w:rFonts w:ascii="Consolas" w:hAnsi="Consolas"/>
+          <w:color w:val="D4D4D4"/>
+          <w:sz w:val="21"/>
+          <w:szCs w:val="21"/>
+        </w:rPr>
+        <w:t>data</w:t>
+      </w:r>
+      <w:r>
+        <w:rPr>
+          <w:rFonts w:ascii="Consolas" w:hAnsi="Consolas"/>
+          <w:color w:val="569CD6"/>
+          <w:sz w:val="21"/>
+          <w:szCs w:val="21"/>
+        </w:rPr>
+        <w:t>}</w:t>
+      </w:r>
+      <w:r>
+        <w:rPr>
+          <w:rFonts w:ascii="Consolas" w:hAnsi="Consolas"/>
+          <w:color w:val="CE9178"/>
+          <w:sz w:val="21"/>
+          <w:szCs w:val="21"/>
+        </w:rPr>
+        <w:t>"</w:t>
+      </w:r>
+      <w:r>
+        <w:rPr>
+          <w:rFonts w:ascii="Consolas" w:hAnsi="Consolas"/>
+          <w:color w:val="D4D4D4"/>
+          <w:sz w:val="21"/>
+          <w:szCs w:val="21"/>
+        </w:rPr>
+        <w:t>)</w:t>
+      </w:r>
+    </w:p>
+    <w:p>
+      <w:pPr>
+        <w:shd w:val="clear" w:color="auto" w:fill="1E1E1E"/>
+        <w:spacing w:line="285" w:lineRule="atLeast"/>
+        <w:rPr>
+          <w:rFonts w:ascii="Consolas" w:hAnsi="Consolas"/>
+          <w:color w:val="D4D4D4"/>
+          <w:sz w:val="21"/>
+          <w:szCs w:val="21"/>
+        </w:rPr>
+      </w:pPr>
+      <w:r>
+        <w:rPr>
+          <w:rFonts w:ascii="Consolas" w:hAnsi="Consolas"/>
+          <w:color w:val="D4D4D4"/>
+          <w:sz w:val="21"/>
+          <w:szCs w:val="21"/>
+        </w:rPr>
+        <w:t xml:space="preserve">  </w:t>
+      </w:r>
+      <w:r>
+        <w:rPr>
+          <w:rFonts w:ascii="Consolas" w:hAnsi="Consolas"/>
+          <w:color w:val="C586C0"/>
+          <w:sz w:val="21"/>
+          <w:szCs w:val="21"/>
+        </w:rPr>
+        <w:t>except</w:t>
+      </w:r>
+      <w:r>
+        <w:rPr>
+          <w:rFonts w:ascii="Consolas" w:hAnsi="Consolas"/>
+          <w:color w:val="D4D4D4"/>
+          <w:sz w:val="21"/>
+          <w:szCs w:val="21"/>
+        </w:rPr>
+        <w:t xml:space="preserve"> WebSocketDisconnect:</w:t>
+      </w:r>
+    </w:p>
+    <w:p>
+      <w:pPr>
+        <w:shd w:val="clear" w:color="auto" w:fill="1E1E1E"/>
+        <w:spacing w:line="285" w:lineRule="atLeast"/>
+        <w:rPr>
+          <w:rFonts w:ascii="Consolas" w:hAnsi="Consolas"/>
+          <w:color w:val="D4D4D4"/>
+          <w:sz w:val="21"/>
+          <w:szCs w:val="21"/>
+        </w:rPr>
+      </w:pPr>
+      <w:r>
+        <w:rPr>
+          <w:rFonts w:ascii="Consolas" w:hAnsi="Consolas"/>
+          <w:color w:val="D4D4D4"/>
+          <w:sz w:val="21"/>
+          <w:szCs w:val="21"/>
+        </w:rPr>
+        <w:t>    manager.disconnect(websocket)</w:t>
+      </w:r>
+    </w:p>
+    <w:p>
+      <w:pPr>
+        <w:shd w:val="clear" w:color="auto" w:fill="1E1E1E"/>
+        <w:spacing w:line="285" w:lineRule="atLeast"/>
+        <w:rPr>
+          <w:rFonts w:ascii="Consolas" w:hAnsi="Consolas"/>
+          <w:color w:val="D4D4D4"/>
+          <w:sz w:val="21"/>
+          <w:szCs w:val="21"/>
+        </w:rPr>
+      </w:pPr>
+      <w:r>
+        <w:rPr>
+          <w:rFonts w:ascii="Consolas" w:hAnsi="Consolas"/>
+          <w:color w:val="D4D4D4"/>
+          <w:sz w:val="21"/>
+          <w:szCs w:val="21"/>
+        </w:rPr>
+        <w:t xml:space="preserve">    </w:t>
+      </w:r>
+      <w:r>
+        <w:rPr>
+          <w:rFonts w:ascii="Consolas" w:hAnsi="Consolas"/>
+          <w:color w:val="C586C0"/>
+          <w:sz w:val="21"/>
+          <w:szCs w:val="21"/>
+        </w:rPr>
+        <w:t>await</w:t>
+      </w:r>
+      <w:r>
+        <w:rPr>
+          <w:rFonts w:ascii="Consolas" w:hAnsi="Consolas"/>
+          <w:color w:val="D4D4D4"/>
+          <w:sz w:val="21"/>
+          <w:szCs w:val="21"/>
+        </w:rPr>
+        <w:t xml:space="preserve"> manager.broadcast(</w:t>
+      </w:r>
+      <w:r>
+        <w:rPr>
+          <w:rFonts w:ascii="Consolas" w:hAnsi="Consolas"/>
+          <w:color w:val="569CD6"/>
+          <w:sz w:val="21"/>
+          <w:szCs w:val="21"/>
+        </w:rPr>
+        <w:t>f</w:t>
+      </w:r>
+      <w:r>
+        <w:rPr>
+          <w:rFonts w:ascii="Consolas" w:hAnsi="Consolas"/>
+          <w:color w:val="CE9178"/>
+          <w:sz w:val="21"/>
+          <w:szCs w:val="21"/>
+        </w:rPr>
+        <w:t>"Client #</w:t>
+      </w:r>
+      <w:r>
+        <w:rPr>
+          <w:rFonts w:ascii="Consolas" w:hAnsi="Consolas"/>
+          <w:color w:val="569CD6"/>
+          <w:sz w:val="21"/>
+          <w:szCs w:val="21"/>
+        </w:rPr>
+        <w:t>{</w:t>
+      </w:r>
+      <w:r>
+        <w:rPr>
+          <w:rFonts w:ascii="Consolas" w:hAnsi="Consolas"/>
+          <w:color w:val="D4D4D4"/>
+          <w:sz w:val="21"/>
+          <w:szCs w:val="21"/>
+        </w:rPr>
+        <w:t>client_id</w:t>
+      </w:r>
+      <w:r>
+        <w:rPr>
+          <w:rFonts w:ascii="Consolas" w:hAnsi="Consolas"/>
+          <w:color w:val="569CD6"/>
+          <w:sz w:val="21"/>
+          <w:szCs w:val="21"/>
+        </w:rPr>
+        <w:t>}</w:t>
+      </w:r>
+      <w:r>
+        <w:rPr>
+          <w:rFonts w:ascii="Consolas" w:hAnsi="Consolas"/>
+          <w:color w:val="CE9178"/>
+          <w:sz w:val="21"/>
+          <w:szCs w:val="21"/>
+        </w:rPr>
+        <w:t xml:space="preserve"> left the chat"</w:t>
+      </w:r>
+      <w:r>
+        <w:rPr>
+          <w:rFonts w:ascii="Consolas" w:hAnsi="Consolas"/>
+          <w:color w:val="D4D4D4"/>
+          <w:sz w:val="21"/>
+          <w:szCs w:val="21"/>
+        </w:rPr>
+        <w:t>)</w:t>
+      </w:r>
+    </w:p>
+    <w:p>
+      <w:pPr>
+        <w:shd w:val="clear" w:color="auto" w:fill="1E1E1E"/>
+        <w:spacing w:line="285" w:lineRule="atLeast"/>
+        <w:rPr>
+          <w:rFonts w:ascii="Consolas" w:hAnsi="Consolas"/>
+          <w:color w:val="D4D4D4"/>
+          <w:sz w:val="21"/>
+          <w:szCs w:val="21"/>
         </w:rPr>
       </w:pPr>
     </w:p>
